--- a/docs/schematics/ClimateTest_steps.docx
+++ b/docs/schematics/ClimateTest_steps.docx
@@ -10,7 +10,344 @@
         <mc:AlternateContent>
           <mc:Choice Requires="wps">
             <w:drawing>
-              <wp:anchor distT="0" distB="0" distL="114300" distR="114300" simplePos="0" relativeHeight="251661312" behindDoc="0" locked="0" layoutInCell="1" allowOverlap="1" wp14:anchorId="7BBD1779" wp14:editId="55D52D38">
+              <wp:anchor distT="0" distB="0" distL="114300" distR="114300" simplePos="0" relativeHeight="251667456" behindDoc="0" locked="0" layoutInCell="1" allowOverlap="1" wp14:anchorId="5BFC543A" wp14:editId="5C39C2D3">
+                <wp:simplePos x="0" y="0"/>
+                <wp:positionH relativeFrom="column">
+                  <wp:posOffset>4892040</wp:posOffset>
+                </wp:positionH>
+                <wp:positionV relativeFrom="paragraph">
+                  <wp:posOffset>1817370</wp:posOffset>
+                </wp:positionV>
+                <wp:extent cx="1287780" cy="773430"/>
+                <wp:effectExtent l="0" t="0" r="26670" b="26670"/>
+                <wp:wrapNone/>
+                <wp:docPr id="1507530688" name="Text Box 1"/>
+                <wp:cNvGraphicFramePr/>
+                <a:graphic xmlns:a="http://schemas.openxmlformats.org/drawingml/2006/main">
+                  <a:graphicData uri="http://schemas.microsoft.com/office/word/2010/wordprocessingShape">
+                    <wps:wsp>
+                      <wps:cNvSpPr txBox="1"/>
+                      <wps:spPr>
+                        <a:xfrm>
+                          <a:off x="0" y="0"/>
+                          <a:ext cx="1287780" cy="773430"/>
+                        </a:xfrm>
+                        <a:prstGeom prst="rect">
+                          <a:avLst/>
+                        </a:prstGeom>
+                        <a:solidFill>
+                          <a:schemeClr val="tx2">
+                            <a:lumMod val="75000"/>
+                            <a:lumOff val="25000"/>
+                          </a:schemeClr>
+                        </a:solidFill>
+                        <a:ln w="6350">
+                          <a:solidFill>
+                            <a:schemeClr val="tx2">
+                              <a:lumMod val="25000"/>
+                              <a:lumOff val="75000"/>
+                            </a:schemeClr>
+                          </a:solidFill>
+                        </a:ln>
+                      </wps:spPr>
+                      <wps:txbx>
+                        <w:txbxContent>
+                          <w:p>
+                            <w:pPr>
+                              <w:spacing w:before="120"/>
+                              <w:jc w:val="center"/>
+                              <w:rPr>
+                                <w:color w:val="FFFFFF" w:themeColor="background1"/>
+                              </w:rPr>
+                            </w:pPr>
+                            <w:r>
+                              <w:rPr>
+                                <w:color w:val="FFFFFF" w:themeColor="background1"/>
+                              </w:rPr>
+                              <w:t>Operating models with</w:t>
+                            </w:r>
+                            <w:r>
+                              <w:rPr>
+                                <w:color w:val="FFFFFF" w:themeColor="background1"/>
+                              </w:rPr>
+                              <w:t xml:space="preserve"> increasing clima</w:t>
+                            </w:r>
+                            <w:r>
+                              <w:rPr>
+                                <w:color w:val="FFFFFF" w:themeColor="background1"/>
+                              </w:rPr>
+                              <w:t>te impacts</w:t>
+                            </w:r>
+                          </w:p>
+                        </w:txbxContent>
+                      </wps:txbx>
+                      <wps:bodyPr rot="0" spcFirstLastPara="0" vertOverflow="overflow" horzOverflow="overflow" vert="horz" wrap="square" lIns="91440" tIns="45720" rIns="91440" bIns="45720" numCol="1" spcCol="0" rtlCol="0" fromWordArt="0" anchor="t" anchorCtr="0" forceAA="0" compatLnSpc="1">
+                        <a:prstTxWarp prst="textNoShape">
+                          <a:avLst/>
+                        </a:prstTxWarp>
+                        <a:noAutofit/>
+                      </wps:bodyPr>
+                    </wps:wsp>
+                  </a:graphicData>
+                </a:graphic>
+                <wp14:sizeRelH relativeFrom="margin">
+                  <wp14:pctWidth>0</wp14:pctWidth>
+                </wp14:sizeRelH>
+                <wp14:sizeRelV relativeFrom="margin">
+                  <wp14:pctHeight>0</wp14:pctHeight>
+                </wp14:sizeRelV>
+              </wp:anchor>
+            </w:drawing>
+          </mc:Choice>
+          <mc:Fallback>
+            <w:pict>
+              <v:shapetype w14:anchorId="5BFC543A" id="_x0000_t202" coordsize="21600,21600" o:spt="202" path="m,l,21600r21600,l21600,xe">
+                <v:stroke joinstyle="miter"/>
+                <v:path gradientshapeok="t" o:connecttype="rect"/>
+              </v:shapetype>
+              <v:shape id="Text Box 1" o:spid="_x0000_s1026" type="#_x0000_t202" style="position:absolute;margin-left:385.2pt;margin-top:143.1pt;width:101.4pt;height:60.9pt;z-index:251667456;visibility:visible;mso-wrap-style:square;mso-width-percent:0;mso-height-percent:0;mso-wrap-distance-left:9pt;mso-wrap-distance-top:0;mso-wrap-distance-right:9pt;mso-wrap-distance-bottom:0;mso-position-horizontal:absolute;mso-position-horizontal-relative:text;mso-position-vertical:absolute;mso-position-vertical-relative:text;mso-width-percent:0;mso-height-percent:0;mso-width-relative:margin;mso-height-relative:margin;v-text-anchor:top" o:gfxdata="UEsDBBQABgAIAAAAIQC2gziS/gAAAOEBAAATAAAAW0NvbnRlbnRfVHlwZXNdLnhtbJSRQU7DMBBF&#10;90jcwfIWJU67QAgl6YK0S0CoHGBkTxKLZGx5TGhvj5O2G0SRWNoz/78nu9wcxkFMGNg6quQqL6RA&#10;0s5Y6ir5vt9lD1JwBDIwOMJKHpHlpr69KfdHjyxSmriSfYz+USnWPY7AufNIadK6MEJMx9ApD/oD&#10;OlTrorhX2lFEilmcO2RdNtjC5xDF9pCuTyYBB5bi6bQ4syoJ3g9WQ0ymaiLzg5KdCXlKLjvcW893&#10;SUOqXwnz5DrgnHtJTxOsQfEKIT7DmDSUCaxw7Rqn8787ZsmRM9e2VmPeBN4uqYvTtW7jvijg9N/y&#10;JsXecLq0q+WD6m8AAAD//wMAUEsDBBQABgAIAAAAIQA4/SH/1gAAAJQBAAALAAAAX3JlbHMvLnJl&#10;bHOkkMFqwzAMhu+DvYPRfXGawxijTi+j0GvpHsDYimMaW0Yy2fr2M4PBMnrbUb/Q94l/f/hMi1qR&#10;JVI2sOt6UJgd+ZiDgffL8ekFlFSbvV0oo4EbChzGx4f9GRdb25HMsYhqlCwG5lrLq9biZkxWOiqY&#10;22YiTra2kYMu1l1tQD30/bPm3wwYN0x18gb45AdQl1tp5j/sFB2T0FQ7R0nTNEV3j6o9feQzro1i&#10;OWA14Fm+Q8a1a8+Bvu/d/dMb2JY5uiPbhG/ktn4cqGU/er3pcvwCAAD//wMAUEsDBBQABgAIAAAA&#10;IQANCaoqVgIAAPIEAAAOAAAAZHJzL2Uyb0RvYy54bWysVEtv2zAMvg/YfxB0X+y86syIU2QpMgzo&#10;2gLp0LMiy7EBWdQkJXb260fJzqPd4zDsIlMkxcfHj57ftrUkB2FsBSqjw0FMiVAc8krtMvrtef1h&#10;Rol1TOVMghIZPQpLbxfv380bnYoRlCBzYQgGUTZtdEZL53QaRZaXomZ2AFooNBZgaubwanZRbliD&#10;0WsZjeL4JmrA5NoAF9ai9q4z0kWIXxSCu8eisMIRmVGszYXThHPrz2gxZ+nOMF1WvC+D/UMVNasU&#10;Jj2HumOOkb2pfglVV9yAhcINONQRFEXFRegBuxnGb7rZlEyL0AuCY/UZJvv/wvKHw0Y/GeLaT9Di&#10;AD0gjbapRaXvpy1M7b9YKUE7Qng8wyZaR7h/NJolyQxNHG1JMp6MA67R5bU21n0WUBMvZNTgWAJa&#10;7HBvHWZE15OLT2ZBVvm6kjJcPBXEShpyYDhE147CU7mvv0Le6ZJpHPejRDUOvFOPTmoMHwjlo4Rk&#10;rxJIRZqM3oyncQj8ynZ+9ufk5ywsvU5+rulvydEmFVZ0QdxLrt22/Ri2kB9xOgY64lrN1xVCeM+s&#10;e2IGmYqo4/a5RzwKCdgH9BIlJZgfv9N7fyQQWilpkPkZtd/3zAhK5BeF1Po4nEz8qoTLZJqM8GKu&#10;Ldtri9rXK8C5DHHPNQ+i93fyJBYG6hdc0qXPiiamOObGQZ7Elev2EZeci+UyOOFyaObu1UZzH9rz&#10;wBPkuX1hRvcscsi/BzjtCEvfkKnz9S8VLPcOiiowzQPcodrjjosVONH/BPzmXt+D1+VXtfgJAAD/&#10;/wMAUEsDBBQABgAIAAAAIQA1pTkc4QAAAAsBAAAPAAAAZHJzL2Rvd25yZXYueG1sTI/BToNAEIbv&#10;Jr7DZky8GLsrNoCUoVET2oOnFh9gYLdAZHeR3RZ8e9eTvc1kvvzz/fl20QO7qMn11iA8rQQwZRor&#10;e9MifFblYwrMeTKSBmsUwo9ysC1ub3LKpJ3NQV2OvmUhxLiMEDrvx4xz13RKk1vZUZlwO9lJkw/r&#10;1HI50RzC9cAjIWKuqTfhQ0ejeu9U83U8awQd9/v5o4xKorfqYXfY17vvqka8v1teN8C8Wvw/DH/6&#10;QR2K4FTbs5GODQhJItYBRYjSOAIWiJfkOQw1wlqkAniR8+sOxS8AAAD//wMAUEsBAi0AFAAGAAgA&#10;AAAhALaDOJL+AAAA4QEAABMAAAAAAAAAAAAAAAAAAAAAAFtDb250ZW50X1R5cGVzXS54bWxQSwEC&#10;LQAUAAYACAAAACEAOP0h/9YAAACUAQAACwAAAAAAAAAAAAAAAAAvAQAAX3JlbHMvLnJlbHNQSwEC&#10;LQAUAAYACAAAACEADQmqKlYCAADyBAAADgAAAAAAAAAAAAAAAAAuAgAAZHJzL2Uyb0RvYy54bWxQ&#10;SwECLQAUAAYACAAAACEANaU5HOEAAAALAQAADwAAAAAAAAAAAAAAAACwBAAAZHJzL2Rvd25yZXYu&#10;eG1sUEsFBgAAAAAEAAQA8wAAAL4FAAAAAA==&#10;" fillcolor="#215e99 [2431]" strokecolor="#a7caec [831]" strokeweight=".5pt">
+                <v:textbox>
+                  <w:txbxContent>
+                    <w:p>
+                      <w:pPr>
+                        <w:spacing w:before="120"/>
+                        <w:jc w:val="center"/>
+                        <w:rPr>
+                          <w:color w:val="FFFFFF" w:themeColor="background1"/>
+                        </w:rPr>
+                      </w:pPr>
+                      <w:r>
+                        <w:rPr>
+                          <w:color w:val="FFFFFF" w:themeColor="background1"/>
+                        </w:rPr>
+                        <w:t>Operating models with</w:t>
+                      </w:r>
+                      <w:r>
+                        <w:rPr>
+                          <w:color w:val="FFFFFF" w:themeColor="background1"/>
+                        </w:rPr>
+                        <w:t xml:space="preserve"> increasing clima</w:t>
+                      </w:r>
+                      <w:r>
+                        <w:rPr>
+                          <w:color w:val="FFFFFF" w:themeColor="background1"/>
+                        </w:rPr>
+                        <w:t>te impacts</w:t>
+                      </w:r>
+                    </w:p>
+                  </w:txbxContent>
+                </v:textbox>
+              </v:shape>
+            </w:pict>
+          </mc:Fallback>
+        </mc:AlternateContent>
+      </w:r>
+      <w:r>
+        <w:rPr>
+          <w:noProof/>
+        </w:rPr>
+        <mc:AlternateContent>
+          <mc:Choice Requires="wps">
+            <w:drawing>
+              <wp:anchor distT="0" distB="0" distL="114300" distR="114300" simplePos="0" relativeHeight="251658239" behindDoc="0" locked="0" layoutInCell="1" allowOverlap="1" wp14:anchorId="108C09AF" wp14:editId="77002935">
+                <wp:simplePos x="0" y="0"/>
+                <wp:positionH relativeFrom="column">
+                  <wp:posOffset>4956810</wp:posOffset>
+                </wp:positionH>
+                <wp:positionV relativeFrom="paragraph">
+                  <wp:posOffset>1908810</wp:posOffset>
+                </wp:positionV>
+                <wp:extent cx="1299210" cy="758190"/>
+                <wp:effectExtent l="0" t="0" r="15240" b="22860"/>
+                <wp:wrapNone/>
+                <wp:docPr id="1771824768" name="Text Box 1"/>
+                <wp:cNvGraphicFramePr/>
+                <a:graphic xmlns:a="http://schemas.openxmlformats.org/drawingml/2006/main">
+                  <a:graphicData uri="http://schemas.microsoft.com/office/word/2010/wordprocessingShape">
+                    <wps:wsp>
+                      <wps:cNvSpPr txBox="1"/>
+                      <wps:spPr>
+                        <a:xfrm>
+                          <a:off x="0" y="0"/>
+                          <a:ext cx="1299210" cy="758190"/>
+                        </a:xfrm>
+                        <a:prstGeom prst="rect">
+                          <a:avLst/>
+                        </a:prstGeom>
+                        <a:solidFill>
+                          <a:schemeClr val="tx2">
+                            <a:lumMod val="75000"/>
+                            <a:lumOff val="25000"/>
+                          </a:schemeClr>
+                        </a:solidFill>
+                        <a:ln w="6350">
+                          <a:solidFill>
+                            <a:schemeClr val="tx2">
+                              <a:lumMod val="25000"/>
+                              <a:lumOff val="75000"/>
+                            </a:schemeClr>
+                          </a:solidFill>
+                        </a:ln>
+                      </wps:spPr>
+                      <wps:txbx>
+                        <w:txbxContent>
+                          <w:p>
+                            <w:pPr>
+                              <w:spacing w:before="120"/>
+                              <w:jc w:val="center"/>
+                              <w:rPr>
+                                <w:color w:val="FFFFFF" w:themeColor="background1"/>
+                              </w:rPr>
+                            </w:pPr>
+                          </w:p>
+                        </w:txbxContent>
+                      </wps:txbx>
+                      <wps:bodyPr rot="0" spcFirstLastPara="0" vertOverflow="overflow" horzOverflow="overflow" vert="horz" wrap="square" lIns="91440" tIns="45720" rIns="91440" bIns="45720" numCol="1" spcCol="0" rtlCol="0" fromWordArt="0" anchor="t" anchorCtr="0" forceAA="0" compatLnSpc="1">
+                        <a:prstTxWarp prst="textNoShape">
+                          <a:avLst/>
+                        </a:prstTxWarp>
+                        <a:noAutofit/>
+                      </wps:bodyPr>
+                    </wps:wsp>
+                  </a:graphicData>
+                </a:graphic>
+                <wp14:sizeRelH relativeFrom="margin">
+                  <wp14:pctWidth>0</wp14:pctWidth>
+                </wp14:sizeRelH>
+                <wp14:sizeRelV relativeFrom="margin">
+                  <wp14:pctHeight>0</wp14:pctHeight>
+                </wp14:sizeRelV>
+              </wp:anchor>
+            </w:drawing>
+          </mc:Choice>
+          <mc:Fallback>
+            <w:pict>
+              <v:shape w14:anchorId="108C09AF" id="_x0000_s1027" type="#_x0000_t202" style="position:absolute;margin-left:390.3pt;margin-top:150.3pt;width:102.3pt;height:59.7pt;z-index:251658239;visibility:visible;mso-wrap-style:square;mso-width-percent:0;mso-height-percent:0;mso-wrap-distance-left:9pt;mso-wrap-distance-top:0;mso-wrap-distance-right:9pt;mso-wrap-distance-bottom:0;mso-position-horizontal:absolute;mso-position-horizontal-relative:text;mso-position-vertical:absolute;mso-position-vertical-relative:text;mso-width-percent:0;mso-height-percent:0;mso-width-relative:margin;mso-height-relative:margin;v-text-anchor:top" o:gfxdata="UEsDBBQABgAIAAAAIQC2gziS/gAAAOEBAAATAAAAW0NvbnRlbnRfVHlwZXNdLnhtbJSRQU7DMBBF&#10;90jcwfIWJU67QAgl6YK0S0CoHGBkTxKLZGx5TGhvj5O2G0SRWNoz/78nu9wcxkFMGNg6quQqL6RA&#10;0s5Y6ir5vt9lD1JwBDIwOMJKHpHlpr69KfdHjyxSmriSfYz+USnWPY7AufNIadK6MEJMx9ApD/oD&#10;OlTrorhX2lFEilmcO2RdNtjC5xDF9pCuTyYBB5bi6bQ4syoJ3g9WQ0ymaiLzg5KdCXlKLjvcW893&#10;SUOqXwnz5DrgnHtJTxOsQfEKIT7DmDSUCaxw7Rqn8787ZsmRM9e2VmPeBN4uqYvTtW7jvijg9N/y&#10;JsXecLq0q+WD6m8AAAD//wMAUEsDBBQABgAIAAAAIQA4/SH/1gAAAJQBAAALAAAAX3JlbHMvLnJl&#10;bHOkkMFqwzAMhu+DvYPRfXGawxijTi+j0GvpHsDYimMaW0Yy2fr2M4PBMnrbUb/Q94l/f/hMi1qR&#10;JVI2sOt6UJgd+ZiDgffL8ekFlFSbvV0oo4EbChzGx4f9GRdb25HMsYhqlCwG5lrLq9biZkxWOiqY&#10;22YiTra2kYMu1l1tQD30/bPm3wwYN0x18gb45AdQl1tp5j/sFB2T0FQ7R0nTNEV3j6o9feQzro1i&#10;OWA14Fm+Q8a1a8+Bvu/d/dMb2JY5uiPbhG/ktn4cqGU/er3pcvwCAAD//wMAUEsDBBQABgAIAAAA&#10;IQDE12H9WQIAAPkEAAAOAAAAZHJzL2Uyb0RvYy54bWysVEtv2zAMvg/YfxB0X/xY0jRGnCJLkWFA&#10;1hZIh54VWY4NyKImKbGzXz9Kzqvd4zDsIlMkxcfHj57edY0ke2FsDSqnySCmRCgORa22Of32vPxw&#10;S4l1TBVMghI5PQhL72bv301bnYkUKpCFMASDKJu1OqeVczqLIssr0TA7AC0UGkswDXN4NduoMKzF&#10;6I2M0ji+iVowhTbAhbWove+NdBbil6Xg7rEsrXBE5hRrc+E04dz4M5pNWbY1TFc1P5bB/qGKhtUK&#10;k55D3TPHyM7Uv4Rqam7AQukGHJoIyrLmIvSA3STxm27WFdMi9ILgWH2Gyf6/sPxhv9ZPhrjuE3Q4&#10;QA9Iq21mUen76UrT+C9WStCOEB7OsInOEe4fpZNJmqCJo208uk0mAdfo8lob6z4LaIgXcmpwLAEt&#10;tl9ZhxnR9eTik1mQdbGspQwXTwWxkIbsGQ7RdWl4KnfNVyh63XgUx8dRohoH3qvTkxrDB0L5KCHZ&#10;qwRSkTanNx9HcQj8ynZ+9ufk5ywsu05+rulvydEmFVZ0QdxLrtt0pC6uprGB4oBDMtDz12q+rBHJ&#10;FbPuiRkkLIKPS+ge8SglYDtwlCipwPz4nd77I4/QSkmLC5BT+33HjKBEflHIsEkyHPqNCZfhaJzi&#10;xVxbNtcWtWsWgONJcN01D6L3d/IklgaaF9zVuc+KJqY45sZ5nsSF69cSd52L+Tw44Y5o5lZqrbkP&#10;7engefLcvTCjj2RySMMHOK0Ky95wqvf1LxXMdw7KOhDO49yjeoQf9ytQ4/gv8At8fQ9elz/W7CcA&#10;AAD//wMAUEsDBBQABgAIAAAAIQB0V3dD3wAAAAsBAAAPAAAAZHJzL2Rvd25yZXYueG1sTI/BToNA&#10;EIbvJr7DZky8GLuIihRZGjWhPXhq8QEGdgpEdhfZbcG3dzzpcfL/+b9v8s1iBnGmyffOKrhbRSDI&#10;Nk73tlXwUZW3KQgf0GocnCUF3+RhU1xe5JhpN9s9nQ+hFTxifYYKuhDGTErfdGTQr9xIlrOjmwwG&#10;PqdW6glnHjeDjKMokQZ7y4QOR3rrqPk8nIwCk/S7+b2MS8TX6ma739Xbr6pW6vpqeXkGEWgJf2X4&#10;1Wd1KNipdiervRgUPKVRwlUF94wBwY11+hiDqBU8MBlkkcv/PxQ/AAAA//8DAFBLAQItABQABgAI&#10;AAAAIQC2gziS/gAAAOEBAAATAAAAAAAAAAAAAAAAAAAAAABbQ29udGVudF9UeXBlc10ueG1sUEsB&#10;Ai0AFAAGAAgAAAAhADj9If/WAAAAlAEAAAsAAAAAAAAAAAAAAAAALwEAAF9yZWxzLy5yZWxzUEsB&#10;Ai0AFAAGAAgAAAAhAMTXYf1ZAgAA+QQAAA4AAAAAAAAAAAAAAAAALgIAAGRycy9lMm9Eb2MueG1s&#10;UEsBAi0AFAAGAAgAAAAhAHRXd0PfAAAACwEAAA8AAAAAAAAAAAAAAAAAswQAAGRycy9kb3ducmV2&#10;LnhtbFBLBQYAAAAABAAEAPMAAAC/BQAAAAA=&#10;" fillcolor="#215e99 [2431]" strokecolor="#a7caec [831]" strokeweight=".5pt">
+                <v:textbox>
+                  <w:txbxContent>
+                    <w:p>
+                      <w:pPr>
+                        <w:spacing w:before="120"/>
+                        <w:jc w:val="center"/>
+                        <w:rPr>
+                          <w:color w:val="FFFFFF" w:themeColor="background1"/>
+                        </w:rPr>
+                      </w:pPr>
+                    </w:p>
+                  </w:txbxContent>
+                </v:textbox>
+              </v:shape>
+            </w:pict>
+          </mc:Fallback>
+        </mc:AlternateContent>
+      </w:r>
+      <w:r>
+        <w:rPr>
+          <w:noProof/>
+        </w:rPr>
+        <mc:AlternateContent>
+          <mc:Choice Requires="wps">
+            <w:drawing>
+              <wp:anchor distT="0" distB="0" distL="114300" distR="114300" simplePos="0" relativeHeight="251656189" behindDoc="0" locked="0" layoutInCell="1" allowOverlap="1" wp14:anchorId="79A62C4A" wp14:editId="73A40928">
+                <wp:simplePos x="0" y="0"/>
+                <wp:positionH relativeFrom="column">
+                  <wp:posOffset>5029835</wp:posOffset>
+                </wp:positionH>
+                <wp:positionV relativeFrom="paragraph">
+                  <wp:posOffset>2009140</wp:posOffset>
+                </wp:positionV>
+                <wp:extent cx="1295400" cy="731520"/>
+                <wp:effectExtent l="0" t="0" r="19050" b="11430"/>
+                <wp:wrapNone/>
+                <wp:docPr id="257754943" name="Text Box 1"/>
+                <wp:cNvGraphicFramePr/>
+                <a:graphic xmlns:a="http://schemas.openxmlformats.org/drawingml/2006/main">
+                  <a:graphicData uri="http://schemas.microsoft.com/office/word/2010/wordprocessingShape">
+                    <wps:wsp>
+                      <wps:cNvSpPr txBox="1"/>
+                      <wps:spPr>
+                        <a:xfrm>
+                          <a:off x="0" y="0"/>
+                          <a:ext cx="1295400" cy="731520"/>
+                        </a:xfrm>
+                        <a:prstGeom prst="rect">
+                          <a:avLst/>
+                        </a:prstGeom>
+                        <a:solidFill>
+                          <a:schemeClr val="tx2">
+                            <a:lumMod val="75000"/>
+                            <a:lumOff val="25000"/>
+                          </a:schemeClr>
+                        </a:solidFill>
+                        <a:ln w="6350">
+                          <a:solidFill>
+                            <a:schemeClr val="tx2">
+                              <a:lumMod val="25000"/>
+                              <a:lumOff val="75000"/>
+                            </a:schemeClr>
+                          </a:solidFill>
+                        </a:ln>
+                      </wps:spPr>
+                      <wps:txbx>
+                        <w:txbxContent>
+                          <w:p>
+                            <w:pPr>
+                              <w:spacing w:before="120"/>
+                              <w:jc w:val="center"/>
+                              <w:rPr>
+                                <w:color w:val="FFFFFF" w:themeColor="background1"/>
+                              </w:rPr>
+                            </w:pPr>
+                          </w:p>
+                        </w:txbxContent>
+                      </wps:txbx>
+                      <wps:bodyPr rot="0" spcFirstLastPara="0" vertOverflow="overflow" horzOverflow="overflow" vert="horz" wrap="square" lIns="91440" tIns="45720" rIns="91440" bIns="45720" numCol="1" spcCol="0" rtlCol="0" fromWordArt="0" anchor="t" anchorCtr="0" forceAA="0" compatLnSpc="1">
+                        <a:prstTxWarp prst="textNoShape">
+                          <a:avLst/>
+                        </a:prstTxWarp>
+                        <a:noAutofit/>
+                      </wps:bodyPr>
+                    </wps:wsp>
+                  </a:graphicData>
+                </a:graphic>
+                <wp14:sizeRelH relativeFrom="margin">
+                  <wp14:pctWidth>0</wp14:pctWidth>
+                </wp14:sizeRelH>
+                <wp14:sizeRelV relativeFrom="margin">
+                  <wp14:pctHeight>0</wp14:pctHeight>
+                </wp14:sizeRelV>
+              </wp:anchor>
+            </w:drawing>
+          </mc:Choice>
+          <mc:Fallback>
+            <w:pict>
+              <v:shape w14:anchorId="79A62C4A" id="_x0000_s1028" type="#_x0000_t202" style="position:absolute;margin-left:396.05pt;margin-top:158.2pt;width:102pt;height:57.6pt;z-index:251656189;visibility:visible;mso-wrap-style:square;mso-width-percent:0;mso-height-percent:0;mso-wrap-distance-left:9pt;mso-wrap-distance-top:0;mso-wrap-distance-right:9pt;mso-wrap-distance-bottom:0;mso-position-horizontal:absolute;mso-position-horizontal-relative:text;mso-position-vertical:absolute;mso-position-vertical-relative:text;mso-width-percent:0;mso-height-percent:0;mso-width-relative:margin;mso-height-relative:margin;v-text-anchor:top" o:gfxdata="UEsDBBQABgAIAAAAIQC2gziS/gAAAOEBAAATAAAAW0NvbnRlbnRfVHlwZXNdLnhtbJSRQU7DMBBF&#10;90jcwfIWJU67QAgl6YK0S0CoHGBkTxKLZGx5TGhvj5O2G0SRWNoz/78nu9wcxkFMGNg6quQqL6RA&#10;0s5Y6ir5vt9lD1JwBDIwOMJKHpHlpr69KfdHjyxSmriSfYz+USnWPY7AufNIadK6MEJMx9ApD/oD&#10;OlTrorhX2lFEilmcO2RdNtjC5xDF9pCuTyYBB5bi6bQ4syoJ3g9WQ0ymaiLzg5KdCXlKLjvcW893&#10;SUOqXwnz5DrgnHtJTxOsQfEKIT7DmDSUCaxw7Rqn8787ZsmRM9e2VmPeBN4uqYvTtW7jvijg9N/y&#10;JsXecLq0q+WD6m8AAAD//wMAUEsDBBQABgAIAAAAIQA4/SH/1gAAAJQBAAALAAAAX3JlbHMvLnJl&#10;bHOkkMFqwzAMhu+DvYPRfXGawxijTi+j0GvpHsDYimMaW0Yy2fr2M4PBMnrbUb/Q94l/f/hMi1qR&#10;JVI2sOt6UJgd+ZiDgffL8ekFlFSbvV0oo4EbChzGx4f9GRdb25HMsYhqlCwG5lrLq9biZkxWOiqY&#10;22YiTra2kYMu1l1tQD30/bPm3wwYN0x18gb45AdQl1tp5j/sFB2T0FQ7R0nTNEV3j6o9feQzro1i&#10;OWA14Fm+Q8a1a8+Bvu/d/dMb2JY5uiPbhG/ktn4cqGU/er3pcvwCAAD//wMAUEsDBBQABgAIAAAA&#10;IQAKZDbtXAIAAPkEAAAOAAAAZHJzL2Uyb0RvYy54bWysVEtv2zAMvg/YfxB0X+y4SbsacYosRYYB&#10;WVsgHXpWZDk2IIuapMTOfv0oOXbS7nEYdpEpkuLj40fP7tpakoMwtgKV0fEopkQoDnmldhn99rz6&#10;8JES65jKmQQlMnoUlt7N37+bNToVCZQgc2EIBlE2bXRGS+d0GkWWl6JmdgRaKDQWYGrm8Gp2UW5Y&#10;g9FrGSVxfB01YHJtgAtrUXvfGek8xC8Kwd1jUVjhiMwo1ubCacK59Wc0n7F0Z5guK34qg/1DFTWr&#10;FCYdQt0zx8jeVL+EqituwELhRhzqCIqi4iL0gN2M4zfdbEqmRegFwbF6gMn+v7D84bDRT4a49hO0&#10;OEAPSKNtalHp+2kLU/svVkrQjhAeB9hE6wj3j5Lb6SRGE0fbzdV4mgRco/Nrbaz7LKAmXsiowbEE&#10;tNhhbR1mRNfexSezIKt8VUkZLp4KYikNOTAcomuT8FTu66+Qd7qbaYzpwyhRjQPv1EmvxvCBUD5K&#10;SPYqgVSkyej11TQOgV/Zhmd/Tj5kYell8qGmvyVHm1RY0RlxL7l225Iqz2jST2ML+RGHZKDjr9V8&#10;VSGSa2bdEzNIWAQfl9A94lFIwHbgJFFSgvnxO733Rx6hlZIGFyCj9vueGUGJ/KKQYbfjycRvTLhM&#10;pjc4VGIuLdtLi9rXS8DxjHHdNQ+i93eyFwsD9Qvu6sJnRRNTHHPjPHtx6bq1xF3nYrEITrgjmrm1&#10;2mjuQ3s6eJ48ty/M6BOZHNLwAfpVYekbTnW+/qWCxd5BUQXCeZw7VE/w434Fapz+BX6BL+/B6/zH&#10;mv8EAAD//wMAUEsDBBQABgAIAAAAIQBKdib73wAAAAsBAAAPAAAAZHJzL2Rvd25yZXYueG1sTI/B&#10;ToNAEIbvJr7DZky8GLuADRZkaNSE9uCpxQcYYAtEdhfZbcG3dzzZ4/zz5Z9vsu2iB3FRk+utQQhX&#10;AQhlatv0pkX4LIvHDQjnyTQ0WKMQfpSDbX57k1Ha2Nkc1OXoW8ElxqWE0Hk/plK6ulOa3MqOyvDu&#10;ZCdNnseplc1EM5frQUZBEEtNveELHY3qvVP11/GsEXTc7+ePIiqI3sqH3WFf7b7LCvH+bnl9AeHV&#10;4v9h+NNndcjZqbJn0zgxIDwnUcgowlMYr0EwkSQxJxXCmiOQeSavf8h/AQAA//8DAFBLAQItABQA&#10;BgAIAAAAIQC2gziS/gAAAOEBAAATAAAAAAAAAAAAAAAAAAAAAABbQ29udGVudF9UeXBlc10ueG1s&#10;UEsBAi0AFAAGAAgAAAAhADj9If/WAAAAlAEAAAsAAAAAAAAAAAAAAAAALwEAAF9yZWxzLy5yZWxz&#10;UEsBAi0AFAAGAAgAAAAhAApkNu1cAgAA+QQAAA4AAAAAAAAAAAAAAAAALgIAAGRycy9lMm9Eb2Mu&#10;eG1sUEsBAi0AFAAGAAgAAAAhAEp2JvvfAAAACwEAAA8AAAAAAAAAAAAAAAAAtgQAAGRycy9kb3du&#10;cmV2LnhtbFBLBQYAAAAABAAEAPMAAADCBQAAAAA=&#10;" fillcolor="#215e99 [2431]" strokecolor="#a7caec [831]" strokeweight=".5pt">
+                <v:textbox>
+                  <w:txbxContent>
+                    <w:p>
+                      <w:pPr>
+                        <w:spacing w:before="120"/>
+                        <w:jc w:val="center"/>
+                        <w:rPr>
+                          <w:color w:val="FFFFFF" w:themeColor="background1"/>
+                        </w:rPr>
+                      </w:pPr>
+                    </w:p>
+                  </w:txbxContent>
+                </v:textbox>
+              </v:shape>
+            </w:pict>
+          </mc:Fallback>
+        </mc:AlternateContent>
+      </w:r>
+      <w:r>
+        <w:rPr>
+          <w:noProof/>
+        </w:rPr>
+        <mc:AlternateContent>
+          <mc:Choice Requires="wps">
+            <w:drawing>
+              <wp:anchor distT="0" distB="0" distL="114300" distR="114300" simplePos="0" relativeHeight="251661312" behindDoc="0" locked="0" layoutInCell="1" allowOverlap="1" wp14:anchorId="7BBD1779" wp14:editId="725D1422">
                 <wp:simplePos x="0" y="0"/>
                 <wp:positionH relativeFrom="column">
                   <wp:posOffset>2274570</wp:posOffset>
@@ -112,11 +449,7 @@
           </mc:Choice>
           <mc:Fallback>
             <w:pict>
-              <v:shapetype w14:anchorId="7BBD1779" id="_x0000_t202" coordsize="21600,21600" o:spt="202" path="m,l,21600r21600,l21600,xe">
-                <v:stroke joinstyle="miter"/>
-                <v:path gradientshapeok="t" o:connecttype="rect"/>
-              </v:shapetype>
-              <v:shape id="Text Box 1" o:spid="_x0000_s1026" type="#_x0000_t202" style="position:absolute;margin-left:179.1pt;margin-top:144.6pt;width:153pt;height:86.1pt;z-index:251661312;visibility:visible;mso-wrap-style:square;mso-height-percent:0;mso-wrap-distance-left:9pt;mso-wrap-distance-top:0;mso-wrap-distance-right:9pt;mso-wrap-distance-bottom:0;mso-position-horizontal:absolute;mso-position-horizontal-relative:text;mso-position-vertical:absolute;mso-position-vertical-relative:text;mso-height-percent:0;mso-height-relative:margin;v-text-anchor:top" o:gfxdata="UEsDBBQABgAIAAAAIQC2gziS/gAAAOEBAAATAAAAW0NvbnRlbnRfVHlwZXNdLnhtbJSRQU7DMBBF&#10;90jcwfIWJU67QAgl6YK0S0CoHGBkTxKLZGx5TGhvj5O2G0SRWNoz/78nu9wcxkFMGNg6quQqL6RA&#10;0s5Y6ir5vt9lD1JwBDIwOMJKHpHlpr69KfdHjyxSmriSfYz+USnWPY7AufNIadK6MEJMx9ApD/oD&#10;OlTrorhX2lFEilmcO2RdNtjC5xDF9pCuTyYBB5bi6bQ4syoJ3g9WQ0ymaiLzg5KdCXlKLjvcW893&#10;SUOqXwnz5DrgnHtJTxOsQfEKIT7DmDSUCaxw7Rqn8787ZsmRM9e2VmPeBN4uqYvTtW7jvijg9N/y&#10;JsXecLq0q+WD6m8AAAD//wMAUEsDBBQABgAIAAAAIQA4/SH/1gAAAJQBAAALAAAAX3JlbHMvLnJl&#10;bHOkkMFqwzAMhu+DvYPRfXGawxijTi+j0GvpHsDYimMaW0Yy2fr2M4PBMnrbUb/Q94l/f/hMi1qR&#10;JVI2sOt6UJgd+ZiDgffL8ekFlFSbvV0oo4EbChzGx4f9GRdb25HMsYhqlCwG5lrLq9biZkxWOiqY&#10;22YiTra2kYMu1l1tQD30/bPm3wwYN0x18gb45AdQl1tp5j/sFB2T0FQ7R0nTNEV3j6o9feQzro1i&#10;OWA14Fm+Q8a1a8+Bvu/d/dMb2JY5uiPbhG/ktn4cqGU/er3pcvwCAAD//wMAUEsDBBQABgAIAAAA&#10;IQAggcLrSAIAAJAEAAAOAAAAZHJzL2Uyb0RvYy54bWysVEtv2zAMvg/YfxB0X2zn0TRGnCJLkWFA&#10;1hZIh54VWY4NyKImKbGzXz9Kdh7rdhp2kfkSKX4f6flDW0tyFMZWoDKaDGJKhOKQV2qf0e+v60/3&#10;lFjHVM4kKJHRk7D0YfHxw7zRqRhCCTIXhmASZdNGZ7R0TqdRZHkpamYHoIVCZwGmZg5Vs49ywxrM&#10;XstoGMd3UQMm1wa4sBatj52TLkL+ohDcPReFFY7IjOLbXDhNOHf+jBZzlu4N02XF+2ewf3hFzSqF&#10;RS+pHplj5GCqP1LVFTdgoXADDnUERVFxEXrAbpL4XTfbkmkRekFwrL7AZP9fWv503OoXQ1z7GVok&#10;0APSaJtaNPp+2sLU/osvJehHCE8X2ETrCPeXZuNREqOLoy+JZ6PxNAAbXa9rY90XATXxQkYN8hLg&#10;YseNdVgSQ88hvpoFWeXrSsqg+FkQK2nIkSGLrh2Gq/JQf4O8sw0nMdYPXKIZGe/M07MZ04eJ8llC&#10;sd8KSEWajN6NJnFIrMBX7h4lFYZf8fCSa3dtD9IO8hNiZ6AbK6v5usL+Nsy6F2ZwjhAT3A33jEch&#10;AYtAL1FSgvn5N7uPR3rRS0mDc5lR++PAjKBEflVI/CwZj/0gB2U8mQ5RMbee3a1HHeoVIGgJbqHm&#10;QfTxTp7FwkD9hiu09FXRxRTH2ojyWVy5bltwBblYLkMQjq5mbqO2mvvUniTP3mv7xozuKXY4HU9w&#10;nmCWvmO6i/U3FSwPDooqjIEHuEO1xx3HPhDWr6jfq1s9RF1/JItfAAAA//8DAFBLAwQUAAYACAAA&#10;ACEA32y4Ft4AAAALAQAADwAAAGRycy9kb3ducmV2LnhtbEyPwU7DMAyG70i8Q2QkbixdV6rSNZ0Q&#10;UoUEpw0eIGtMW61xSpN12dtjTnD7LX/6/bnaRTuKBWc/OFKwXiUgkFpnBuoUfH40DwUIHzQZPTpC&#10;BVf0sKtvbypdGnehPS6H0AkuIV9qBX0IUymlb3u02q/chMS7LzdbHXicO2lmfeFyO8o0SXJp9UB8&#10;odcTvvTYng5nqwBl07zv3RC97+N1s7xm3du3U+r+Lj5vQQSM4Q+GX31Wh5qdju5MxotRweaxSBlV&#10;kBZPHJjI84zDUUGWrzOQdSX//1D/AAAA//8DAFBLAQItABQABgAIAAAAIQC2gziS/gAAAOEBAAAT&#10;AAAAAAAAAAAAAAAAAAAAAABbQ29udGVudF9UeXBlc10ueG1sUEsBAi0AFAAGAAgAAAAhADj9If/W&#10;AAAAlAEAAAsAAAAAAAAAAAAAAAAALwEAAF9yZWxzLy5yZWxzUEsBAi0AFAAGAAgAAAAhACCBwutI&#10;AgAAkAQAAA4AAAAAAAAAAAAAAAAALgIAAGRycy9lMm9Eb2MueG1sUEsBAi0AFAAGAAgAAAAhAN9s&#10;uBbeAAAACwEAAA8AAAAAAAAAAAAAAAAAogQAAGRycy9kb3ducmV2LnhtbFBLBQYAAAAABAAEAPMA&#10;AACtBQAAAAA=&#10;" fillcolor="#a7caec [831]" stroked="f" strokeweight=".5pt">
+              <v:shape w14:anchorId="7BBD1779" id="_x0000_s1029" type="#_x0000_t202" style="position:absolute;margin-left:179.1pt;margin-top:144.6pt;width:153pt;height:86.1pt;z-index:251661312;visibility:visible;mso-wrap-style:square;mso-height-percent:0;mso-wrap-distance-left:9pt;mso-wrap-distance-top:0;mso-wrap-distance-right:9pt;mso-wrap-distance-bottom:0;mso-position-horizontal:absolute;mso-position-horizontal-relative:text;mso-position-vertical:absolute;mso-position-vertical-relative:text;mso-height-percent:0;mso-height-relative:margin;v-text-anchor:top" o:gfxdata="UEsDBBQABgAIAAAAIQC2gziS/gAAAOEBAAATAAAAW0NvbnRlbnRfVHlwZXNdLnhtbJSRQU7DMBBF&#10;90jcwfIWJU67QAgl6YK0S0CoHGBkTxKLZGx5TGhvj5O2G0SRWNoz/78nu9wcxkFMGNg6quQqL6RA&#10;0s5Y6ir5vt9lD1JwBDIwOMJKHpHlpr69KfdHjyxSmriSfYz+USnWPY7AufNIadK6MEJMx9ApD/oD&#10;OlTrorhX2lFEilmcO2RdNtjC5xDF9pCuTyYBB5bi6bQ4syoJ3g9WQ0ymaiLzg5KdCXlKLjvcW893&#10;SUOqXwnz5DrgnHtJTxOsQfEKIT7DmDSUCaxw7Rqn8787ZsmRM9e2VmPeBN4uqYvTtW7jvijg9N/y&#10;JsXecLq0q+WD6m8AAAD//wMAUEsDBBQABgAIAAAAIQA4/SH/1gAAAJQBAAALAAAAX3JlbHMvLnJl&#10;bHOkkMFqwzAMhu+DvYPRfXGawxijTi+j0GvpHsDYimMaW0Yy2fr2M4PBMnrbUb/Q94l/f/hMi1qR&#10;JVI2sOt6UJgd+ZiDgffL8ekFlFSbvV0oo4EbChzGx4f9GRdb25HMsYhqlCwG5lrLq9biZkxWOiqY&#10;22YiTra2kYMu1l1tQD30/bPm3wwYN0x18gb45AdQl1tp5j/sFB2T0FQ7R0nTNEV3j6o9feQzro1i&#10;OWA14Fm+Q8a1a8+Bvu/d/dMb2JY5uiPbhG/ktn4cqGU/er3pcvwCAAD//wMAUEsDBBQABgAIAAAA&#10;IQAivaRPTAIAAJcEAAAOAAAAZHJzL2Uyb0RvYy54bWysVEuP2jAQvlfqf7B8L0l4LEtEWFFWVJXo&#10;7kpstWfjOCSS43FtQ0J/fccOAbrtqerFmZdnPN83k/lDW0tyFMZWoDKaDGJKhOKQV2qf0e+v60/3&#10;lFjHVM4kKJHRk7D0YfHxw7zRqRhCCTIXhmASZdNGZ7R0TqdRZHkpamYHoIVCZwGmZg5Vs49ywxrM&#10;XstoGMd3UQMm1wa4sBatj52TLkL+ohDcPReFFY7IjOLbXDhNOHf+jBZzlu4N02XFz89g//CKmlUK&#10;i15SPTLHyMFUf6SqK27AQuEGHOoIiqLiIvSA3STxu262JdMi9ILgWH2Byf6/tPzpuNUvhrj2M7RI&#10;oAek0Ta1aPT9tIWp/RdfStCPEJ4usInWEe4vzcajJEYXR18Sz0bjaQA2ul7XxrovAmrihYwa5CXA&#10;xY4b67AkhvYhvpoFWeXrSsqg+FkQK2nIkSGLrh2Gq/JQf4O8sw0nMdYPXKIZGe/M096M6cNE+Syh&#10;2G8FpCJNRu9GkzgkVuArd4+SCsOveHjJtbuWVHlGRz1WO8hPCKGBbrqs5usK29ww616YwXFCaHBF&#10;3DMehQSsBWeJkhLMz7/ZfTyyjF5KGhzPjNofB2YEJfKrQv5nyXjs5zko48l0iIq59exuPepQrwCx&#10;S3AZNQ+ij3eyFwsD9Rtu0tJXRRdTHGsj2L24ct3S4CZysVyGIJxgzdxGbTX3qT1XnsTX9o0ZfWba&#10;4ZA8QT/ILH1HeBfrbypYHhwUVZgGj3OH6hl+nP7A23lT/Xrd6iHq+j9Z/AIAAP//AwBQSwMEFAAG&#10;AAgAAAAhAN9suBbeAAAACwEAAA8AAABkcnMvZG93bnJldi54bWxMj8FOwzAMhu9IvENkJG4sXVeq&#10;0jWdEFKFBKcNHiBrTFutcUqTddnbY05w+y1/+v252kU7igVnPzhSsF4lIJBaZwbqFHx+NA8FCB80&#10;GT06QgVX9LCrb28qXRp3oT0uh9AJLiFfagV9CFMppW97tNqv3ITEuy83Wx14nDtpZn3hcjvKNEly&#10;afVAfKHXE7702J4OZ6sAZdO8790Qve/jdbO8Zt3bt1Pq/i4+b0EEjOEPhl99VoeanY7uTMaLUcHm&#10;sUgZVZAWTxyYyPOMw1FBlq8zkHUl//9Q/wAAAP//AwBQSwECLQAUAAYACAAAACEAtoM4kv4AAADh&#10;AQAAEwAAAAAAAAAAAAAAAAAAAAAAW0NvbnRlbnRfVHlwZXNdLnhtbFBLAQItABQABgAIAAAAIQA4&#10;/SH/1gAAAJQBAAALAAAAAAAAAAAAAAAAAC8BAABfcmVscy8ucmVsc1BLAQItABQABgAIAAAAIQAi&#10;vaRPTAIAAJcEAAAOAAAAAAAAAAAAAAAAAC4CAABkcnMvZTJvRG9jLnhtbFBLAQItABQABgAIAAAA&#10;IQDfbLgW3gAAAAsBAAAPAAAAAAAAAAAAAAAAAKYEAABkcnMvZG93bnJldi54bWxQSwUGAAAAAAQA&#10;BADzAAAAsQUAAAAA&#10;" fillcolor="#a7caec [831]" stroked="f" strokeweight=".5pt">
                 <v:textbox>
                   <w:txbxContent>
                     <w:p>
@@ -179,7 +512,7 @@
         <mc:AlternateContent>
           <mc:Choice Requires="wps">
             <w:drawing>
-              <wp:anchor distT="0" distB="0" distL="114300" distR="114300" simplePos="0" relativeHeight="251659264" behindDoc="0" locked="0" layoutInCell="1" allowOverlap="1" wp14:anchorId="26CF803D" wp14:editId="17FD425A">
+              <wp:anchor distT="0" distB="0" distL="114300" distR="114300" simplePos="0" relativeHeight="251659264" behindDoc="0" locked="0" layoutInCell="1" allowOverlap="1" wp14:anchorId="26CF803D" wp14:editId="77DA50A3">
                 <wp:simplePos x="0" y="0"/>
                 <wp:positionH relativeFrom="column">
                   <wp:posOffset>381000</wp:posOffset>
@@ -263,7 +596,7 @@
           </mc:Choice>
           <mc:Fallback>
             <w:pict>
-              <v:shape w14:anchorId="26CF803D" id="_x0000_s1027" type="#_x0000_t202" style="position:absolute;margin-left:30pt;margin-top:44.7pt;width:131.1pt;height:84.3pt;z-index:251659264;visibility:visible;mso-wrap-style:square;mso-width-percent:0;mso-height-percent:0;mso-wrap-distance-left:9pt;mso-wrap-distance-top:0;mso-wrap-distance-right:9pt;mso-wrap-distance-bottom:0;mso-position-horizontal:absolute;mso-position-horizontal-relative:text;mso-position-vertical:absolute;mso-position-vertical-relative:text;mso-width-percent:0;mso-height-percent:0;mso-width-relative:margin;mso-height-relative:margin;v-text-anchor:top" o:gfxdata="UEsDBBQABgAIAAAAIQC2gziS/gAAAOEBAAATAAAAW0NvbnRlbnRfVHlwZXNdLnhtbJSRQU7DMBBF&#10;90jcwfIWJU67QAgl6YK0S0CoHGBkTxKLZGx5TGhvj5O2G0SRWNoz/78nu9wcxkFMGNg6quQqL6RA&#10;0s5Y6ir5vt9lD1JwBDIwOMJKHpHlpr69KfdHjyxSmriSfYz+USnWPY7AufNIadK6MEJMx9ApD/oD&#10;OlTrorhX2lFEilmcO2RdNtjC5xDF9pCuTyYBB5bi6bQ4syoJ3g9WQ0ymaiLzg5KdCXlKLjvcW893&#10;SUOqXwnz5DrgnHtJTxOsQfEKIT7DmDSUCaxw7Rqn8787ZsmRM9e2VmPeBN4uqYvTtW7jvijg9N/y&#10;JsXecLq0q+WD6m8AAAD//wMAUEsDBBQABgAIAAAAIQA4/SH/1gAAAJQBAAALAAAAX3JlbHMvLnJl&#10;bHOkkMFqwzAMhu+DvYPRfXGawxijTi+j0GvpHsDYimMaW0Yy2fr2M4PBMnrbUb/Q94l/f/hMi1qR&#10;JVI2sOt6UJgd+ZiDgffL8ekFlFSbvV0oo4EbChzGx4f9GRdb25HMsYhqlCwG5lrLq9biZkxWOiqY&#10;22YiTra2kYMu1l1tQD30/bPm3wwYN0x18gb45AdQl1tp5j/sFB2T0FQ7R0nTNEV3j6o9feQzro1i&#10;OWA14Fm+Q8a1a8+Bvu/d/dMb2JY5uiPbhG/ktn4cqGU/er3pcvwCAAD//wMAUEsDBBQABgAIAAAA&#10;IQDo3gYoSQIAAJcEAAAOAAAAZHJzL2Uyb0RvYy54bWysVEuP0zAQviPxHyzfaZLSB1s1XZWuipDK&#10;7kpdtGfXsZtIjsfYbpPy6xk76YOFE+LizMsznu+byfy+rRU5Cusq0DnNBiklQnMoKr3P6feX9YdP&#10;lDjPdMEUaJHTk3D0fvH+3bwxMzGEElQhLMEk2s0ak9PSezNLEsdLUTM3ACM0OiXYmnlU7T4pLGsw&#10;e62SYZpOkgZsYSxw4RxaHzonXcT8Ugrun6R0whOVU3ybj6eN5y6cyWLOZnvLTFnx/hnsH15Rs0pj&#10;0UuqB+YZOdjqj1R1xS04kH7AoU5AyoqL2AN2k6VvutmWzIjYC4LjzAUm9//S8sfj1jxb4tvP0CKB&#10;AZDGuJlDY+inlbYOX3wpQT9CeLrAJlpPeLg0mYzupuji6MvSaTrJIrDJ9bqxzn8RUJMg5NQiLxEu&#10;dtw4jyUx9BwSqjlQVbGulIpKmAWxUpYcGbLo22G8qg71Nyg623Ccpj2XaEbGO/P0bMb0caJClljs&#10;twJKkyank4/jNCbWECp3j1Iaw694BMm3u5ZUxQ1WOyhOCKGFbrqc4esK29ww55+ZxXFCaHBF/BMe&#10;UgHWgl6ipAT782/2EI8so5eSBsczp+7HgVlBifqqkf+7bDQK8xyV0Xg6RMXeena3Hn2oV4DYZbiM&#10;hkcxxHt1FqWF+hU3aRmqootpjrUR7LO48t3S4CZysVzGIJxgw/xGbw0PqQNXgcSX9pVZ0zPtcUge&#10;4TzIbPaG8C423NSwPHiQVZyGgHOHag8/Tn/krd/UsF63eoy6/k8WvwAAAP//AwBQSwMEFAAGAAgA&#10;AAAhAJs4ASPdAAAACQEAAA8AAABkcnMvZG93bnJldi54bWxMj81OwzAQhO9IvIO1SNyojVuqNGRT&#10;IaQICU79eQA3XuKI2A6xm7pvjznBcTSjmW+qbbIDm2kKvXcIjwsBjFzrde86hOOheSiAhaicVoN3&#10;hHClANv69qZSpfYXt6N5HzuWS1woFYKJcSw5D60hq8LCj+Sy9+knq2KWU8f1pC653A5cCrHmVvUu&#10;Lxg10quh9mt/tgjEm+Zj5/sUgknX5fy26t6/PeL9XXp5BhYpxb8w/OJndKgz08mfnQ5sQFiLfCUi&#10;FJsVsOwvpZTATgjyqRDA64r/f1D/AAAA//8DAFBLAQItABQABgAIAAAAIQC2gziS/gAAAOEBAAAT&#10;AAAAAAAAAAAAAAAAAAAAAABbQ29udGVudF9UeXBlc10ueG1sUEsBAi0AFAAGAAgAAAAhADj9If/W&#10;AAAAlAEAAAsAAAAAAAAAAAAAAAAALwEAAF9yZWxzLy5yZWxzUEsBAi0AFAAGAAgAAAAhAOjeBihJ&#10;AgAAlwQAAA4AAAAAAAAAAAAAAAAALgIAAGRycy9lMm9Eb2MueG1sUEsBAi0AFAAGAAgAAAAhAJs4&#10;ASPdAAAACQEAAA8AAAAAAAAAAAAAAAAAowQAAGRycy9kb3ducmV2LnhtbFBLBQYAAAAABAAEAPMA&#10;AACtBQAAAAA=&#10;" fillcolor="#a7caec [831]" stroked="f" strokeweight=".5pt">
+              <v:shape w14:anchorId="26CF803D" id="_x0000_s1030" type="#_x0000_t202" style="position:absolute;margin-left:30pt;margin-top:44.7pt;width:131.1pt;height:84.3pt;z-index:251659264;visibility:visible;mso-wrap-style:square;mso-width-percent:0;mso-height-percent:0;mso-wrap-distance-left:9pt;mso-wrap-distance-top:0;mso-wrap-distance-right:9pt;mso-wrap-distance-bottom:0;mso-position-horizontal:absolute;mso-position-horizontal-relative:text;mso-position-vertical:absolute;mso-position-vertical-relative:text;mso-width-percent:0;mso-height-percent:0;mso-width-relative:margin;mso-height-relative:margin;v-text-anchor:top" o:gfxdata="UEsDBBQABgAIAAAAIQC2gziS/gAAAOEBAAATAAAAW0NvbnRlbnRfVHlwZXNdLnhtbJSRQU7DMBBF&#10;90jcwfIWJU67QAgl6YK0S0CoHGBkTxKLZGx5TGhvj5O2G0SRWNoz/78nu9wcxkFMGNg6quQqL6RA&#10;0s5Y6ir5vt9lD1JwBDIwOMJKHpHlpr69KfdHjyxSmriSfYz+USnWPY7AufNIadK6MEJMx9ApD/oD&#10;OlTrorhX2lFEilmcO2RdNtjC5xDF9pCuTyYBB5bi6bQ4syoJ3g9WQ0ymaiLzg5KdCXlKLjvcW893&#10;SUOqXwnz5DrgnHtJTxOsQfEKIT7DmDSUCaxw7Rqn8787ZsmRM9e2VmPeBN4uqYvTtW7jvijg9N/y&#10;JsXecLq0q+WD6m8AAAD//wMAUEsDBBQABgAIAAAAIQA4/SH/1gAAAJQBAAALAAAAX3JlbHMvLnJl&#10;bHOkkMFqwzAMhu+DvYPRfXGawxijTi+j0GvpHsDYimMaW0Yy2fr2M4PBMnrbUb/Q94l/f/hMi1qR&#10;JVI2sOt6UJgd+ZiDgffL8ekFlFSbvV0oo4EbChzGx4f9GRdb25HMsYhqlCwG5lrLq9biZkxWOiqY&#10;22YiTra2kYMu1l1tQD30/bPm3wwYN0x18gb45AdQl1tp5j/sFB2T0FQ7R0nTNEV3j6o9feQzro1i&#10;OWA14Fm+Q8a1a8+Bvu/d/dMb2JY5uiPbhG/ktn4cqGU/er3pcvwCAAD//wMAUEsDBBQABgAIAAAA&#10;IQDpqZUeSwIAAJcEAAAOAAAAZHJzL2Uyb0RvYy54bWysVEuP0zAQviPxHyzfaZLSBxs1XZWuipDK&#10;7kpdtGfXcZpIjsfYbpPy6xk7SVsWToiLMy/PeL5vJov7tpbkJIytQGU0GcWUCMUhr9Qho99fNh8+&#10;UWIdUzmToERGz8LS++X7d4tGp2IMJchcGIJJlE0bndHSOZ1GkeWlqJkdgRYKnQWYmjlUzSHKDWsw&#10;ey2jcRzPogZMrg1wYS1aHzonXYb8RSG4eyoKKxyRGcW3uXCacO79GS0XLD0YpsuK989g//CKmlUK&#10;i15SPTDHyNFUf6SqK27AQuFGHOoIiqLiIvSA3STxm252JdMi9ILgWH2Byf6/tPzxtNPPhrj2M7RI&#10;oAek0Ta1aPT9tIWp/RdfStCPEJ4vsInWEe4vzWaTuzm6OPqSeB7PkgBsdL2ujXVfBNTECxk1yEuA&#10;i5221mFJDB1CfDULsso3lZRB8bMg1tKQE0MWXTsOV+Wx/gZ5ZxtP47jnEs3IeGeeD2ZMHybKZwnF&#10;fisgFWkyOvs4jUNiBb5y9yipMPyKh5dcu29JlWd0MmC1h/yMEBropstqvqmwzS2z7pkZHCeEBlfE&#10;PeFRSMBa0EuUlGB+/s3u45Fl9FLS4Hhm1P44MiMokV8V8n+XTCZ+noMymc7HqJhbz/7Wo471GhC7&#10;BJdR8yD6eCcHsTBQv+ImrXxVdDHFsTaCPYhr1y0NbiIXq1UIwgnWzG3VTnOf2nPlSXxpX5nRPdMO&#10;h+QRhkFm6RvCu1h/U8Hq6KCowjR4nDtUe/hx+gNv/ab69brVQ9T1f7L8BQAA//8DAFBLAwQUAAYA&#10;CAAAACEAmzgBI90AAAAJAQAADwAAAGRycy9kb3ducmV2LnhtbEyPzU7DMBCE70i8g7VI3KiNW6o0&#10;ZFMhpAgJTv15ADde4ojYDrGbum+POcFxNKOZb6ptsgObaQq9dwiPCwGMXOt17zqE46F5KICFqJxW&#10;g3eEcKUA2/r2plKl9he3o3kfO5ZLXCgVgolxLDkPrSGrwsKP5LL36SerYpZTx/WkLrncDlwKseZW&#10;9S4vGDXSq6H2a3+2CMSb5mPn+xSCSdfl/Lbq3r894v1denkGFinFvzD84md0qDPTyZ+dDmxAWIt8&#10;JSIUmxWw7C+llMBOCPKpEMDriv9/UP8AAAD//wMAUEsBAi0AFAAGAAgAAAAhALaDOJL+AAAA4QEA&#10;ABMAAAAAAAAAAAAAAAAAAAAAAFtDb250ZW50X1R5cGVzXS54bWxQSwECLQAUAAYACAAAACEAOP0h&#10;/9YAAACUAQAACwAAAAAAAAAAAAAAAAAvAQAAX3JlbHMvLnJlbHNQSwECLQAUAAYACAAAACEA6amV&#10;HksCAACXBAAADgAAAAAAAAAAAAAAAAAuAgAAZHJzL2Uyb0RvYy54bWxQSwECLQAUAAYACAAAACEA&#10;mzgBI90AAAAJAQAADwAAAAAAAAAAAAAAAAClBAAAZHJzL2Rvd25yZXYueG1sUEsFBgAAAAAEAAQA&#10;8wAAAK8FAAAAAA==&#10;" fillcolor="#a7caec [831]" stroked="f" strokeweight=".5pt">
                 <v:textbox>
                   <w:txbxContent>
                     <w:p>
@@ -305,7 +638,7 @@
         <mc:AlternateContent>
           <mc:Choice Requires="wps">
             <w:drawing>
-              <wp:anchor distT="0" distB="0" distL="114300" distR="114300" simplePos="0" relativeHeight="251680768" behindDoc="0" locked="0" layoutInCell="1" allowOverlap="1" wp14:anchorId="21F8E69F" wp14:editId="4E913D3B">
+              <wp:anchor distT="0" distB="0" distL="114300" distR="114300" simplePos="0" relativeHeight="251680768" behindDoc="0" locked="0" layoutInCell="1" allowOverlap="1" wp14:anchorId="21F8E69F" wp14:editId="0D5479D3">
                 <wp:simplePos x="0" y="0"/>
                 <wp:positionH relativeFrom="column">
                   <wp:posOffset>4057650</wp:posOffset>
@@ -376,7 +709,7 @@
           </mc:Choice>
           <mc:Fallback>
             <w:pict>
-              <v:shapetype w14:anchorId="26D44BE7" id="_x0000_t13" coordsize="21600,21600" o:spt="13" adj="16200,5400" path="m@0,l@0@1,0@1,0@2@0@2@0,21600,21600,10800xe">
+              <v:shapetype w14:anchorId="3CFE95A0" id="_x0000_t13" coordsize="21600,21600" o:spt="13" adj="16200,5400" path="m@0,l@0@1,0@1,0@2@0@2@0,21600,21600,10800xe">
                 <v:stroke joinstyle="miter"/>
                 <v:formulas>
                   <v:f eqn="val #0"/>
@@ -404,7 +737,7 @@
         <mc:AlternateContent>
           <mc:Choice Requires="wps">
             <w:drawing>
-              <wp:anchor distT="0" distB="0" distL="114300" distR="114300" simplePos="0" relativeHeight="251678720" behindDoc="0" locked="0" layoutInCell="1" allowOverlap="1" wp14:anchorId="268AC2C8" wp14:editId="549B4945">
+              <wp:anchor distT="0" distB="0" distL="114300" distR="114300" simplePos="0" relativeHeight="251678720" behindDoc="0" locked="0" layoutInCell="1" allowOverlap="1" wp14:anchorId="268AC2C8" wp14:editId="7CD249D2">
                 <wp:simplePos x="0" y="0"/>
                 <wp:positionH relativeFrom="column">
                   <wp:posOffset>3162300</wp:posOffset>
@@ -475,7 +808,7 @@
           </mc:Choice>
           <mc:Fallback>
             <w:pict>
-              <v:shape w14:anchorId="0CEB495D" id="Arrow: Right 4" o:spid="_x0000_s1026" type="#_x0000_t13" style="position:absolute;margin-left:249pt;margin-top:119.4pt;width:18pt;height:22.2pt;rotation:90;z-index:251678720;visibility:visible;mso-wrap-style:square;mso-width-percent:0;mso-height-percent:0;mso-wrap-distance-left:9pt;mso-wrap-distance-top:0;mso-wrap-distance-right:9pt;mso-wrap-distance-bottom:0;mso-position-horizontal:absolute;mso-position-horizontal-relative:text;mso-position-vertical:absolute;mso-position-vertical-relative:text;mso-width-percent:0;mso-height-percent:0;mso-width-relative:margin;mso-height-relative:margin;v-text-anchor:middle" o:gfxdata="UEsDBBQABgAIAAAAIQC2gziS/gAAAOEBAAATAAAAW0NvbnRlbnRfVHlwZXNdLnhtbJSRQU7DMBBF&#10;90jcwfIWJU67QAgl6YK0S0CoHGBkTxKLZGx5TGhvj5O2G0SRWNoz/78nu9wcxkFMGNg6quQqL6RA&#10;0s5Y6ir5vt9lD1JwBDIwOMJKHpHlpr69KfdHjyxSmriSfYz+USnWPY7AufNIadK6MEJMx9ApD/oD&#10;OlTrorhX2lFEilmcO2RdNtjC5xDF9pCuTyYBB5bi6bQ4syoJ3g9WQ0ymaiLzg5KdCXlKLjvcW893&#10;SUOqXwnz5DrgnHtJTxOsQfEKIT7DmDSUCaxw7Rqn8787ZsmRM9e2VmPeBN4uqYvTtW7jvijg9N/y&#10;JsXecLq0q+WD6m8AAAD//wMAUEsDBBQABgAIAAAAIQA4/SH/1gAAAJQBAAALAAAAX3JlbHMvLnJl&#10;bHOkkMFqwzAMhu+DvYPRfXGawxijTi+j0GvpHsDYimMaW0Yy2fr2M4PBMnrbUb/Q94l/f/hMi1qR&#10;JVI2sOt6UJgd+ZiDgffL8ekFlFSbvV0oo4EbChzGx4f9GRdb25HMsYhqlCwG5lrLq9biZkxWOiqY&#10;22YiTra2kYMu1l1tQD30/bPm3wwYN0x18gb45AdQl1tp5j/sFB2T0FQ7R0nTNEV3j6o9feQzro1i&#10;OWA14Fm+Q8a1a8+Bvu/d/dMb2JY5uiPbhG/ktn4cqGU/er3pcvwCAAD//wMAUEsDBBQABgAIAAAA&#10;IQAuV0XfmQIAAKwFAAAOAAAAZHJzL2Uyb0RvYy54bWysVEtv2zAMvg/YfxB0Xx0b6SuoUwQtOgzo&#10;2mLt0LMqS7EAWdQkJU7260dJtvtYexnmgyHx8ZH8RPLsfNdpshXOKzA1LQ9mlAjDoVFmXdOfD1df&#10;TijxgZmGaTCipnvh6fny86ez3i5EBS3oRjiCIMYvelvTNgS7KArPW9ExfwBWGFRKcB0LeHXronGs&#10;R/ROF9VsdlT04BrrgAvvUXqZlXSZ8KUUPNxK6UUguqaYW0h/l/5P8V8sz9hi7ZhtFR/SYP+QRceU&#10;waAT1CULjGyc+guqU9yBBxkOOHQFSKm4SDVgNeXsTTX3LbMi1YLkeDvR5P8fLL/Z3ts7hzT01i88&#10;HmMVO+k64gDZOpzP4pdqw2zJLlG3n6gTu0A4Cqvq5AjNCEdVdVKezhO1RYaKkNb58FVAR+Khpk6t&#10;27ByDvoEzbbXPmAS6DAaRicPWjVXSut0iT0hLrQjW4avGXZVctWb7js0WXZ8GHNNb4pifPksrkYx&#10;wqfOiigp2KsA2sQwBmLAnEuUFM/EpFPYaxHttPkhJFFNLD4lMiHnoIxzYUKZVS1rRBaXH+aSACOy&#10;xPgT9gDwuvYRO2c52EdXkVp+cs7v9kFi2XnySJHBhMm5Uwbce5VprGqInO1HkjI1kaUnaPZ3LrcQ&#10;doW3/Erhu18zH+6YwwlDIW6NcIs/qaGvKQwnSlpwv9+TR3tsfNRS0uPE1tT/2jAnKNHfDI7EaTnH&#10;riMhXeaHxxVe3EvN00uN2XQXgG1UpuzSMdoHPR6lg+4Rl8sqRkUVMxxj15QHN14uQt4kuJ64WK2S&#10;GY61ZeHa3FsewSOrsaMfdo/M2aH5A07NDYzTzRZvuj/bRk8Dq00AqdJoPPM68I0rITXxsL7iznl5&#10;T1bPS3b5BwAA//8DAFBLAwQUAAYACAAAACEAG2g7n94AAAALAQAADwAAAGRycy9kb3ducmV2Lnht&#10;bEyPwU7DMBBE70j8g7VI3KhN0kIT4lSoFRcuiBZx3sZuEmGvo9hNw9+znOA4O6PZN9Vm9k5Mdox9&#10;IA33CwXCUhNMT62Gj8PL3RpETEgGXSCr4dtG2NTXVxWWJlzo3U771AouoViihi6loZQyNp31GBdh&#10;sMTeKYweE8uxlWbEC5d7JzOlHqTHnvhDh4Pddrb52p+9hqAk7orpNX3i2875FRbb08FofXszPz+B&#10;SHZOf2H4xWd0qJnpGM5konAalkXO6ElDtsx5FCdW+ToDceTLY6FA1pX8v6H+AQAA//8DAFBLAQIt&#10;ABQABgAIAAAAIQC2gziS/gAAAOEBAAATAAAAAAAAAAAAAAAAAAAAAABbQ29udGVudF9UeXBlc10u&#10;eG1sUEsBAi0AFAAGAAgAAAAhADj9If/WAAAAlAEAAAsAAAAAAAAAAAAAAAAALwEAAF9yZWxzLy5y&#10;ZWxzUEsBAi0AFAAGAAgAAAAhAC5XRd+ZAgAArAUAAA4AAAAAAAAAAAAAAAAALgIAAGRycy9lMm9E&#10;b2MueG1sUEsBAi0AFAAGAAgAAAAhABtoO5/eAAAACwEAAA8AAAAAAAAAAAAAAAAA8wQAAGRycy9k&#10;b3ducmV2LnhtbFBLBQYAAAAABAAEAPMAAAD+BQAAAAA=&#10;" adj="10800" fillcolor="#215e99 [2431]" stroked="f" strokeweight="1pt"/>
+              <v:shape w14:anchorId="738B100E" id="Arrow: Right 4" o:spid="_x0000_s1026" type="#_x0000_t13" style="position:absolute;margin-left:249pt;margin-top:119.4pt;width:18pt;height:22.2pt;rotation:90;z-index:251678720;visibility:visible;mso-wrap-style:square;mso-width-percent:0;mso-height-percent:0;mso-wrap-distance-left:9pt;mso-wrap-distance-top:0;mso-wrap-distance-right:9pt;mso-wrap-distance-bottom:0;mso-position-horizontal:absolute;mso-position-horizontal-relative:text;mso-position-vertical:absolute;mso-position-vertical-relative:text;mso-width-percent:0;mso-height-percent:0;mso-width-relative:margin;mso-height-relative:margin;v-text-anchor:middle" o:gfxdata="UEsDBBQABgAIAAAAIQC2gziS/gAAAOEBAAATAAAAW0NvbnRlbnRfVHlwZXNdLnhtbJSRQU7DMBBF&#10;90jcwfIWJU67QAgl6YK0S0CoHGBkTxKLZGx5TGhvj5O2G0SRWNoz/78nu9wcxkFMGNg6quQqL6RA&#10;0s5Y6ir5vt9lD1JwBDIwOMJKHpHlpr69KfdHjyxSmriSfYz+USnWPY7AufNIadK6MEJMx9ApD/oD&#10;OlTrorhX2lFEilmcO2RdNtjC5xDF9pCuTyYBB5bi6bQ4syoJ3g9WQ0ymaiLzg5KdCXlKLjvcW893&#10;SUOqXwnz5DrgnHtJTxOsQfEKIT7DmDSUCaxw7Rqn8787ZsmRM9e2VmPeBN4uqYvTtW7jvijg9N/y&#10;JsXecLq0q+WD6m8AAAD//wMAUEsDBBQABgAIAAAAIQA4/SH/1gAAAJQBAAALAAAAX3JlbHMvLnJl&#10;bHOkkMFqwzAMhu+DvYPRfXGawxijTi+j0GvpHsDYimMaW0Yy2fr2M4PBMnrbUb/Q94l/f/hMi1qR&#10;JVI2sOt6UJgd+ZiDgffL8ekFlFSbvV0oo4EbChzGx4f9GRdb25HMsYhqlCwG5lrLq9biZkxWOiqY&#10;22YiTra2kYMu1l1tQD30/bPm3wwYN0x18gb45AdQl1tp5j/sFB2T0FQ7R0nTNEV3j6o9feQzro1i&#10;OWA14Fm+Q8a1a8+Bvu/d/dMb2JY5uiPbhG/ktn4cqGU/er3pcvwCAAD//wMAUEsDBBQABgAIAAAA&#10;IQAuV0XfmQIAAKwFAAAOAAAAZHJzL2Uyb0RvYy54bWysVEtv2zAMvg/YfxB0Xx0b6SuoUwQtOgzo&#10;2mLt0LMqS7EAWdQkJU7260dJtvtYexnmgyHx8ZH8RPLsfNdpshXOKzA1LQ9mlAjDoVFmXdOfD1df&#10;TijxgZmGaTCipnvh6fny86ez3i5EBS3oRjiCIMYvelvTNgS7KArPW9ExfwBWGFRKcB0LeHXronGs&#10;R/ROF9VsdlT04BrrgAvvUXqZlXSZ8KUUPNxK6UUguqaYW0h/l/5P8V8sz9hi7ZhtFR/SYP+QRceU&#10;waAT1CULjGyc+guqU9yBBxkOOHQFSKm4SDVgNeXsTTX3LbMi1YLkeDvR5P8fLL/Z3ts7hzT01i88&#10;HmMVO+k64gDZOpzP4pdqw2zJLlG3n6gTu0A4Cqvq5AjNCEdVdVKezhO1RYaKkNb58FVAR+Khpk6t&#10;27ByDvoEzbbXPmAS6DAaRicPWjVXSut0iT0hLrQjW4avGXZVctWb7js0WXZ8GHNNb4pifPksrkYx&#10;wqfOiigp2KsA2sQwBmLAnEuUFM/EpFPYaxHttPkhJFFNLD4lMiHnoIxzYUKZVS1rRBaXH+aSACOy&#10;xPgT9gDwuvYRO2c52EdXkVp+cs7v9kFi2XnySJHBhMm5Uwbce5VprGqInO1HkjI1kaUnaPZ3LrcQ&#10;doW3/Erhu18zH+6YwwlDIW6NcIs/qaGvKQwnSlpwv9+TR3tsfNRS0uPE1tT/2jAnKNHfDI7EaTnH&#10;riMhXeaHxxVe3EvN00uN2XQXgG1UpuzSMdoHPR6lg+4Rl8sqRkUVMxxj15QHN14uQt4kuJ64WK2S&#10;GY61ZeHa3FsewSOrsaMfdo/M2aH5A07NDYzTzRZvuj/bRk8Dq00AqdJoPPM68I0rITXxsL7iznl5&#10;T1bPS3b5BwAA//8DAFBLAwQUAAYACAAAACEAG2g7n94AAAALAQAADwAAAGRycy9kb3ducmV2Lnht&#10;bEyPwU7DMBBE70j8g7VI3KhN0kIT4lSoFRcuiBZx3sZuEmGvo9hNw9+znOA4O6PZN9Vm9k5Mdox9&#10;IA33CwXCUhNMT62Gj8PL3RpETEgGXSCr4dtG2NTXVxWWJlzo3U771AouoViihi6loZQyNp31GBdh&#10;sMTeKYweE8uxlWbEC5d7JzOlHqTHnvhDh4Pddrb52p+9hqAk7orpNX3i2875FRbb08FofXszPz+B&#10;SHZOf2H4xWd0qJnpGM5konAalkXO6ElDtsx5FCdW+ToDceTLY6FA1pX8v6H+AQAA//8DAFBLAQIt&#10;ABQABgAIAAAAIQC2gziS/gAAAOEBAAATAAAAAAAAAAAAAAAAAAAAAABbQ29udGVudF9UeXBlc10u&#10;eG1sUEsBAi0AFAAGAAgAAAAhADj9If/WAAAAlAEAAAsAAAAAAAAAAAAAAAAALwEAAF9yZWxzLy5y&#10;ZWxzUEsBAi0AFAAGAAgAAAAhAC5XRd+ZAgAArAUAAA4AAAAAAAAAAAAAAAAALgIAAGRycy9lMm9E&#10;b2MueG1sUEsBAi0AFAAGAAgAAAAhABtoO5/eAAAACwEAAA8AAAAAAAAAAAAAAAAA8wQAAGRycy9k&#10;b3ducmV2LnhtbFBLBQYAAAAABAAEAPMAAAD+BQAAAAA=&#10;" adj="10800" fillcolor="#215e99 [2431]" stroked="f" strokeweight="1pt"/>
             </w:pict>
           </mc:Fallback>
         </mc:AlternateContent>
@@ -487,7 +820,7 @@
         <mc:AlternateContent>
           <mc:Choice Requires="wps">
             <w:drawing>
-              <wp:anchor distT="0" distB="0" distL="114300" distR="114300" simplePos="0" relativeHeight="251676672" behindDoc="0" locked="0" layoutInCell="1" allowOverlap="1" wp14:anchorId="228D090D" wp14:editId="2632BFCA">
+              <wp:anchor distT="0" distB="0" distL="114300" distR="114300" simplePos="0" relativeHeight="251676672" behindDoc="0" locked="0" layoutInCell="1" allowOverlap="1" wp14:anchorId="228D090D" wp14:editId="2A670A02">
                 <wp:simplePos x="0" y="0"/>
                 <wp:positionH relativeFrom="column">
                   <wp:posOffset>6602730</wp:posOffset>
@@ -558,7 +891,7 @@
           </mc:Choice>
           <mc:Fallback>
             <w:pict>
-              <v:shape w14:anchorId="3CB4C8B6" id="Arrow: Right 4" o:spid="_x0000_s1026" type="#_x0000_t13" style="position:absolute;margin-left:519.9pt;margin-top:117pt;width:23.7pt;height:33.9pt;z-index:251676672;visibility:visible;mso-wrap-style:square;mso-width-percent:0;mso-height-percent:0;mso-wrap-distance-left:9pt;mso-wrap-distance-top:0;mso-wrap-distance-right:9pt;mso-wrap-distance-bottom:0;mso-position-horizontal:absolute;mso-position-horizontal-relative:text;mso-position-vertical:absolute;mso-position-vertical-relative:text;mso-width-percent:0;mso-height-percent:0;mso-width-relative:margin;mso-height-relative:margin;v-text-anchor:middle" o:gfxdata="UEsDBBQABgAIAAAAIQC2gziS/gAAAOEBAAATAAAAW0NvbnRlbnRfVHlwZXNdLnhtbJSRQU7DMBBF&#10;90jcwfIWJU67QAgl6YK0S0CoHGBkTxKLZGx5TGhvj5O2G0SRWNoz/78nu9wcxkFMGNg6quQqL6RA&#10;0s5Y6ir5vt9lD1JwBDIwOMJKHpHlpr69KfdHjyxSmriSfYz+USnWPY7AufNIadK6MEJMx9ApD/oD&#10;OlTrorhX2lFEilmcO2RdNtjC5xDF9pCuTyYBB5bi6bQ4syoJ3g9WQ0ymaiLzg5KdCXlKLjvcW893&#10;SUOqXwnz5DrgnHtJTxOsQfEKIT7DmDSUCaxw7Rqn8787ZsmRM9e2VmPeBN4uqYvTtW7jvijg9N/y&#10;JsXecLq0q+WD6m8AAAD//wMAUEsDBBQABgAIAAAAIQA4/SH/1gAAAJQBAAALAAAAX3JlbHMvLnJl&#10;bHOkkMFqwzAMhu+DvYPRfXGawxijTi+j0GvpHsDYimMaW0Yy2fr2M4PBMnrbUb/Q94l/f/hMi1qR&#10;JVI2sOt6UJgd+ZiDgffL8ekFlFSbvV0oo4EbChzGx4f9GRdb25HMsYhqlCwG5lrLq9biZkxWOiqY&#10;22YiTra2kYMu1l1tQD30/bPm3wwYN0x18gb45AdQl1tp5j/sFB2T0FQ7R0nTNEV3j6o9feQzro1i&#10;OWA14Fm+Q8a1a8+Bvu/d/dMb2JY5uiPbhG/ktn4cqGU/er3pcvwCAAD//wMAUEsDBBQABgAIAAAA&#10;IQDCFDIQkwIAAJ4FAAAOAAAAZHJzL2Uyb0RvYy54bWysVN9P2zAQfp+0/8Hy+0hayhgVKapATJMY&#10;VIOJZ+PYjSXH59lu0+6v39lOUmBsD9NeHPt+fHf35e7OL3atJlvhvAJT0clRSYkwHGpl1hX9/nD9&#10;4RMlPjBTMw1GVHQvPL1YvH933tm5mEIDuhaOIIjx885WtAnBzovC80a0zB+BFQaVElzLAj7duqgd&#10;6xC91cW0LD8WHbjaOuDCe5ReZSVdJHwpBQ93UnoRiK4o5hbS6dL5FM9icc7ma8dso3ifBvuHLFqm&#10;DAYdoa5YYGTj1G9QreIOPMhwxKEtQErFRaoBq5mUr6q5b5gVqRYkx9uRJv//YPnt9t6uHNLQWT/3&#10;eI1V7KRr4xfzI7tE1n4kS+wC4Sg8LsuzM6SUo2p2XJ4cJzKLg7N1PnwW0JJ4qahT6yYsnYMuEcW2&#10;Nz5gWHQYDGNED1rV10rr9IhdIC61I1uG/y/spslVb9qvUGfZ9KQs+7+IYvzXWXw6iBE+9VJEScFe&#10;BNAmhjEQA+ZcoqQ4UJFuYa9FtNPmm5BE1Vh8TmREzkEZ58KEScrRN6wWWTz5Yy4JMCJLjD9i9wAv&#10;ax+wc5a9fXQVqclH5zJH/5vz6JEigwmjc6sMuLcANFbVR872A0mZmsjSE9T7lSMO8oh5y68V/vcb&#10;5sOKOZwpbBXcE+EOD6mhqyj0N0oacD/fkkd7bHXUUtLhjFbU/9gwJyjRXwwOwdlkNotDnR6zk9Mp&#10;PtxzzdNzjdm0l4BtNMGNZHm6Rvugh6t00D7iOlnGqKhihmPsivLghsdlyLsDFxIXy2Uyw0G2LNyY&#10;e8sjeGQ1dvTD7pE52zd/wKm5hWGe2fxV92fb6GlguQkgVRqNA68937gEUhP3CytumefvZHVYq4tf&#10;AAAA//8DAFBLAwQUAAYACAAAACEAO7zIGd8AAAANAQAADwAAAGRycy9kb3ducmV2LnhtbEyPS2+D&#10;MBCE75X6H6yt1FtjB/qgFBP1oarn0Nd1wS6g4DXCTgL/vptTexzNaOabYjO7QRzsFHpPGtYrBcJS&#10;401PrYaP99erDESISAYHT1bDYgNsyvOzAnPjj7S1hyq2gkso5Kihi3HMpQxNZx2GlR8tsffjJ4eR&#10;5dRKM+GRy90gE6VupcOeeKHD0T53ttlVe6fh7WkecVcvN9nL1+f3thn6BUOl9eXF/PgAIto5/oXh&#10;hM/oUDJT7fdkghhYq/Se2aOGJL3mV6eIyu4SELWGVK0zkGUh/78ofwEAAP//AwBQSwECLQAUAAYA&#10;CAAAACEAtoM4kv4AAADhAQAAEwAAAAAAAAAAAAAAAAAAAAAAW0NvbnRlbnRfVHlwZXNdLnhtbFBL&#10;AQItABQABgAIAAAAIQA4/SH/1gAAAJQBAAALAAAAAAAAAAAAAAAAAC8BAABfcmVscy8ucmVsc1BL&#10;AQItABQABgAIAAAAIQDCFDIQkwIAAJ4FAAAOAAAAAAAAAAAAAAAAAC4CAABkcnMvZTJvRG9jLnht&#10;bFBLAQItABQABgAIAAAAIQA7vMgZ3wAAAA0BAAAPAAAAAAAAAAAAAAAAAO0EAABkcnMvZG93bnJl&#10;di54bWxQSwUGAAAAAAQABADzAAAA+QUAAAAA&#10;" adj="10800" fillcolor="#a7caec [831]" stroked="f" strokeweight="1pt"/>
+              <v:shape w14:anchorId="4449E6E1" id="Arrow: Right 4" o:spid="_x0000_s1026" type="#_x0000_t13" style="position:absolute;margin-left:519.9pt;margin-top:117pt;width:23.7pt;height:33.9pt;z-index:251676672;visibility:visible;mso-wrap-style:square;mso-width-percent:0;mso-height-percent:0;mso-wrap-distance-left:9pt;mso-wrap-distance-top:0;mso-wrap-distance-right:9pt;mso-wrap-distance-bottom:0;mso-position-horizontal:absolute;mso-position-horizontal-relative:text;mso-position-vertical:absolute;mso-position-vertical-relative:text;mso-width-percent:0;mso-height-percent:0;mso-width-relative:margin;mso-height-relative:margin;v-text-anchor:middle" o:gfxdata="UEsDBBQABgAIAAAAIQC2gziS/gAAAOEBAAATAAAAW0NvbnRlbnRfVHlwZXNdLnhtbJSRQU7DMBBF&#10;90jcwfIWJU67QAgl6YK0S0CoHGBkTxKLZGx5TGhvj5O2G0SRWNoz/78nu9wcxkFMGNg6quQqL6RA&#10;0s5Y6ir5vt9lD1JwBDIwOMJKHpHlpr69KfdHjyxSmriSfYz+USnWPY7AufNIadK6MEJMx9ApD/oD&#10;OlTrorhX2lFEilmcO2RdNtjC5xDF9pCuTyYBB5bi6bQ4syoJ3g9WQ0ymaiLzg5KdCXlKLjvcW893&#10;SUOqXwnz5DrgnHtJTxOsQfEKIT7DmDSUCaxw7Rqn8787ZsmRM9e2VmPeBN4uqYvTtW7jvijg9N/y&#10;JsXecLq0q+WD6m8AAAD//wMAUEsDBBQABgAIAAAAIQA4/SH/1gAAAJQBAAALAAAAX3JlbHMvLnJl&#10;bHOkkMFqwzAMhu+DvYPRfXGawxijTi+j0GvpHsDYimMaW0Yy2fr2M4PBMnrbUb/Q94l/f/hMi1qR&#10;JVI2sOt6UJgd+ZiDgffL8ekFlFSbvV0oo4EbChzGx4f9GRdb25HMsYhqlCwG5lrLq9biZkxWOiqY&#10;22YiTra2kYMu1l1tQD30/bPm3wwYN0x18gb45AdQl1tp5j/sFB2T0FQ7R0nTNEV3j6o9feQzro1i&#10;OWA14Fm+Q8a1a8+Bvu/d/dMb2JY5uiPbhG/ktn4cqGU/er3pcvwCAAD//wMAUEsDBBQABgAIAAAA&#10;IQDCFDIQkwIAAJ4FAAAOAAAAZHJzL2Uyb0RvYy54bWysVN9P2zAQfp+0/8Hy+0hayhgVKapATJMY&#10;VIOJZ+PYjSXH59lu0+6v39lOUmBsD9NeHPt+fHf35e7OL3atJlvhvAJT0clRSYkwHGpl1hX9/nD9&#10;4RMlPjBTMw1GVHQvPL1YvH933tm5mEIDuhaOIIjx885WtAnBzovC80a0zB+BFQaVElzLAj7duqgd&#10;6xC91cW0LD8WHbjaOuDCe5ReZSVdJHwpBQ93UnoRiK4o5hbS6dL5FM9icc7ma8dso3ifBvuHLFqm&#10;DAYdoa5YYGTj1G9QreIOPMhwxKEtQErFRaoBq5mUr6q5b5gVqRYkx9uRJv//YPnt9t6uHNLQWT/3&#10;eI1V7KRr4xfzI7tE1n4kS+wC4Sg8LsuzM6SUo2p2XJ4cJzKLg7N1PnwW0JJ4qahT6yYsnYMuEcW2&#10;Nz5gWHQYDGNED1rV10rr9IhdIC61I1uG/y/spslVb9qvUGfZ9KQs+7+IYvzXWXw6iBE+9VJEScFe&#10;BNAmhjEQA+ZcoqQ4UJFuYa9FtNPmm5BE1Vh8TmREzkEZ58KEScrRN6wWWTz5Yy4JMCJLjD9i9wAv&#10;ax+wc5a9fXQVqclH5zJH/5vz6JEigwmjc6sMuLcANFbVR872A0mZmsjSE9T7lSMO8oh5y68V/vcb&#10;5sOKOZwpbBXcE+EOD6mhqyj0N0oacD/fkkd7bHXUUtLhjFbU/9gwJyjRXwwOwdlkNotDnR6zk9Mp&#10;PtxzzdNzjdm0l4BtNMGNZHm6Rvugh6t00D7iOlnGqKhihmPsivLghsdlyLsDFxIXy2Uyw0G2LNyY&#10;e8sjeGQ1dvTD7pE52zd/wKm5hWGe2fxV92fb6GlguQkgVRqNA68937gEUhP3CytumefvZHVYq4tf&#10;AAAA//8DAFBLAwQUAAYACAAAACEAO7zIGd8AAAANAQAADwAAAGRycy9kb3ducmV2LnhtbEyPS2+D&#10;MBCE75X6H6yt1FtjB/qgFBP1oarn0Nd1wS6g4DXCTgL/vptTexzNaOabYjO7QRzsFHpPGtYrBcJS&#10;401PrYaP99erDESISAYHT1bDYgNsyvOzAnPjj7S1hyq2gkso5Kihi3HMpQxNZx2GlR8tsffjJ4eR&#10;5dRKM+GRy90gE6VupcOeeKHD0T53ttlVe6fh7WkecVcvN9nL1+f3thn6BUOl9eXF/PgAIto5/oXh&#10;hM/oUDJT7fdkghhYq/Se2aOGJL3mV6eIyu4SELWGVK0zkGUh/78ofwEAAP//AwBQSwECLQAUAAYA&#10;CAAAACEAtoM4kv4AAADhAQAAEwAAAAAAAAAAAAAAAAAAAAAAW0NvbnRlbnRfVHlwZXNdLnhtbFBL&#10;AQItABQABgAIAAAAIQA4/SH/1gAAAJQBAAALAAAAAAAAAAAAAAAAAC8BAABfcmVscy8ucmVsc1BL&#10;AQItABQABgAIAAAAIQDCFDIQkwIAAJ4FAAAOAAAAAAAAAAAAAAAAAC4CAABkcnMvZTJvRG9jLnht&#10;bFBLAQItABQABgAIAAAAIQA7vMgZ3wAAAA0BAAAPAAAAAAAAAAAAAAAAAO0EAABkcnMvZG93bnJl&#10;di54bWxQSwUGAAAAAAQABADzAAAA+QUAAAAA&#10;" adj="10800" fillcolor="#a7caec [831]" stroked="f" strokeweight="1pt"/>
             </w:pict>
           </mc:Fallback>
         </mc:AlternateContent>
@@ -570,7 +903,7 @@
         <mc:AlternateContent>
           <mc:Choice Requires="wps">
             <w:drawing>
-              <wp:anchor distT="0" distB="0" distL="114300" distR="114300" simplePos="0" relativeHeight="251669504" behindDoc="0" locked="0" layoutInCell="1" allowOverlap="1" wp14:anchorId="0722B34B" wp14:editId="74E34C0D">
+              <wp:anchor distT="0" distB="0" distL="114300" distR="114300" simplePos="0" relativeHeight="251669504" behindDoc="0" locked="0" layoutInCell="1" allowOverlap="1" wp14:anchorId="0722B34B" wp14:editId="4DF7A6FF">
                 <wp:simplePos x="0" y="0"/>
                 <wp:positionH relativeFrom="column">
                   <wp:posOffset>6987540</wp:posOffset>
@@ -678,7 +1011,7 @@
           </mc:Choice>
           <mc:Fallback>
             <w:pict>
-              <v:shape w14:anchorId="0722B34B" id="_x0000_s1028" type="#_x0000_t202" style="position:absolute;margin-left:550.2pt;margin-top:42pt;width:138.3pt;height:188.4pt;z-index:251669504;visibility:visible;mso-wrap-style:square;mso-width-percent:0;mso-height-percent:0;mso-wrap-distance-left:9pt;mso-wrap-distance-top:0;mso-wrap-distance-right:9pt;mso-wrap-distance-bottom:0;mso-position-horizontal:absolute;mso-position-horizontal-relative:text;mso-position-vertical:absolute;mso-position-vertical-relative:text;mso-width-percent:0;mso-height-percent:0;mso-width-relative:margin;mso-height-relative:margin;v-text-anchor:top" o:gfxdata="UEsDBBQABgAIAAAAIQC2gziS/gAAAOEBAAATAAAAW0NvbnRlbnRfVHlwZXNdLnhtbJSRQU7DMBBF&#10;90jcwfIWJU67QAgl6YK0S0CoHGBkTxKLZGx5TGhvj5O2G0SRWNoz/78nu9wcxkFMGNg6quQqL6RA&#10;0s5Y6ir5vt9lD1JwBDIwOMJKHpHlpr69KfdHjyxSmriSfYz+USnWPY7AufNIadK6MEJMx9ApD/oD&#10;OlTrorhX2lFEilmcO2RdNtjC5xDF9pCuTyYBB5bi6bQ4syoJ3g9WQ0ymaiLzg5KdCXlKLjvcW893&#10;SUOqXwnz5DrgnHtJTxOsQfEKIT7DmDSUCaxw7Rqn8787ZsmRM9e2VmPeBN4uqYvTtW7jvijg9N/y&#10;JsXecLq0q+WD6m8AAAD//wMAUEsDBBQABgAIAAAAIQA4/SH/1gAAAJQBAAALAAAAX3JlbHMvLnJl&#10;bHOkkMFqwzAMhu+DvYPRfXGawxijTi+j0GvpHsDYimMaW0Yy2fr2M4PBMnrbUb/Q94l/f/hMi1qR&#10;JVI2sOt6UJgd+ZiDgffL8ekFlFSbvV0oo4EbChzGx4f9GRdb25HMsYhqlCwG5lrLq9biZkxWOiqY&#10;22YiTra2kYMu1l1tQD30/bPm3wwYN0x18gb45AdQl1tp5j/sFB2T0FQ7R0nTNEV3j6o9feQzro1i&#10;OWA14Fm+Q8a1a8+Bvu/d/dMb2JY5uiPbhG/ktn4cqGU/er3pcvwCAAD//wMAUEsDBBQABgAIAAAA&#10;IQCe3/ncSwIAAJcEAAAOAAAAZHJzL2Uyb0RvYy54bWysVN9v2jAQfp+0/8Hy+0hIgbYRoWJUTJNY&#10;W4lOfTaOQyI5Ps82JOyv39lJgHV7mvbi3C/f+b7vLvOHtpbkKIytQGV0PIopEYpDXql9Rr+/rj/d&#10;UWIdUzmToERGT8LSh8XHD/NGpyKBEmQuDMEkyqaNzmjpnE6jyPJS1MyOQAuFzgJMzRyqZh/lhjWY&#10;vZZREsezqAGTawNcWIvWx85JFyF/UQjunovCCkdkRvFtLpwmnDt/Ros5S/eG6bLi/TPYP7yiZpXC&#10;oudUj8wxcjDVH6nqihuwULgRhzqCoqi4CD1gN+P4XTfbkmkRekFwrD7DZP9fWv503OoXQ1z7GVok&#10;0APSaJtaNPp+2sLU/osvJehHCE9n2ETrCPeXbqezyRhdHH3JzX0yuwvARpfr2lj3RUBNvJBRg7wE&#10;uNhxYx2WxNAhxFezIKt8XUkZFD8LYiUNOTJk0bVJuCoP9TfIO1syjeOeSzQj4535djBj+jBRPkso&#10;9lsBqUiT0dnNNA6JFfjK3aOkwvALHl5y7a4lVY6dDljtID8hhAa66bKarytsc8Ose2EGxwmhwRVx&#10;z3gUErAW9BIlJZiff7P7eGQZvZQ0OJ4ZtT8OzAhK5FeF/N+PJxM/z0GZTG8TVMy1Z3ftUYd6BYjd&#10;GJdR8yD6eCcHsTBQv+EmLX1VdDHFsTaCPYgr1y0NbiIXy2UIwgnWzG3UVnOf2nPlSXxt35jRPdMO&#10;h+QJhkFm6TvCu1h/U8Hy4KCowjR4nDtUe/hx+gNv/ab69brWQ9Tlf7L4BQAA//8DAFBLAwQUAAYA&#10;CAAAACEAuEBE+t4AAAAMAQAADwAAAGRycy9kb3ducmV2LnhtbEyPTU7DMBCF90jcwRokdtQujdoo&#10;jVMhpAgJVi0cwI2nSUQ8DrGburdnuoLdPM2n91PukhvEjFPoPWlYLhQIpMbbnloNX5/1Uw4iREPW&#10;DJ5QwxUD7Kr7u9IU1l9oj/MhtoJNKBRGQxfjWEgZmg6dCQs/IvHv5CdnIsuplXYyFzZ3g3xWai2d&#10;6YkTOjPia4fN9+HsNKCs64+971MIXbqu5resff/xWj8+pJctiIgp/sFwq8/VoeJOR38mG8TAeqlU&#10;xqyGPONRN2K12fB11JCtVQ6yKuX/EdUvAAAA//8DAFBLAQItABQABgAIAAAAIQC2gziS/gAAAOEB&#10;AAATAAAAAAAAAAAAAAAAAAAAAABbQ29udGVudF9UeXBlc10ueG1sUEsBAi0AFAAGAAgAAAAhADj9&#10;If/WAAAAlAEAAAsAAAAAAAAAAAAAAAAALwEAAF9yZWxzLy5yZWxzUEsBAi0AFAAGAAgAAAAhAJ7f&#10;+dxLAgAAlwQAAA4AAAAAAAAAAAAAAAAALgIAAGRycy9lMm9Eb2MueG1sUEsBAi0AFAAGAAgAAAAh&#10;ALhARPreAAAADAEAAA8AAAAAAAAAAAAAAAAApQQAAGRycy9kb3ducmV2LnhtbFBLBQYAAAAABAAE&#10;APMAAACwBQAAAAA=&#10;" fillcolor="#a7caec [831]" stroked="f" strokeweight=".5pt">
+              <v:shape w14:anchorId="0722B34B" id="_x0000_s1031" type="#_x0000_t202" style="position:absolute;margin-left:550.2pt;margin-top:42pt;width:138.3pt;height:188.4pt;z-index:251669504;visibility:visible;mso-wrap-style:square;mso-width-percent:0;mso-height-percent:0;mso-wrap-distance-left:9pt;mso-wrap-distance-top:0;mso-wrap-distance-right:9pt;mso-wrap-distance-bottom:0;mso-position-horizontal:absolute;mso-position-horizontal-relative:text;mso-position-vertical:absolute;mso-position-vertical-relative:text;mso-width-percent:0;mso-height-percent:0;mso-width-relative:margin;mso-height-relative:margin;v-text-anchor:top" o:gfxdata="UEsDBBQABgAIAAAAIQC2gziS/gAAAOEBAAATAAAAW0NvbnRlbnRfVHlwZXNdLnhtbJSRQU7DMBBF&#10;90jcwfIWJU67QAgl6YK0S0CoHGBkTxKLZGx5TGhvj5O2G0SRWNoz/78nu9wcxkFMGNg6quQqL6RA&#10;0s5Y6ir5vt9lD1JwBDIwOMJKHpHlpr69KfdHjyxSmriSfYz+USnWPY7AufNIadK6MEJMx9ApD/oD&#10;OlTrorhX2lFEilmcO2RdNtjC5xDF9pCuTyYBB5bi6bQ4syoJ3g9WQ0ymaiLzg5KdCXlKLjvcW893&#10;SUOqXwnz5DrgnHtJTxOsQfEKIT7DmDSUCaxw7Rqn8787ZsmRM9e2VmPeBN4uqYvTtW7jvijg9N/y&#10;JsXecLq0q+WD6m8AAAD//wMAUEsDBBQABgAIAAAAIQA4/SH/1gAAAJQBAAALAAAAX3JlbHMvLnJl&#10;bHOkkMFqwzAMhu+DvYPRfXGawxijTi+j0GvpHsDYimMaW0Yy2fr2M4PBMnrbUb/Q94l/f/hMi1qR&#10;JVI2sOt6UJgd+ZiDgffL8ekFlFSbvV0oo4EbChzGx4f9GRdb25HMsYhqlCwG5lrLq9biZkxWOiqY&#10;22YiTra2kYMu1l1tQD30/bPm3wwYN0x18gb45AdQl1tp5j/sFB2T0FQ7R0nTNEV3j6o9feQzro1i&#10;OWA14Fm+Q8a1a8+Bvu/d/dMb2JY5uiPbhG/ktn4cqGU/er3pcvwCAAD//wMAUEsDBBQABgAIAAAA&#10;IQAgyoSbTAIAAJcEAAAOAAAAZHJzL2Uyb0RvYy54bWysVN9v2jAQfp+0/8Hy+0hIgbYRoWJUTJNY&#10;W4lOfTaOQyI5Ps82JOyv39lJgHV7mvbi3C/f+b7vLvOHtpbkKIytQGV0PIopEYpDXql9Rr+/rj/d&#10;UWIdUzmToERGT8LSh8XHD/NGpyKBEmQuDMEkyqaNzmjpnE6jyPJS1MyOQAuFzgJMzRyqZh/lhjWY&#10;vZZREsezqAGTawNcWIvWx85JFyF/UQjunovCCkdkRvFtLpwmnDt/Ros5S/eG6bLi/TPYP7yiZpXC&#10;oudUj8wxcjDVH6nqihuwULgRhzqCoqi4CD1gN+P4XTfbkmkRekFwrD7DZP9fWv503OoXQ1z7GVok&#10;0APSaJtaNPp+2sLU/osvJehHCE9n2ETrCPeXbqezyRhdHH3JzX0yuwvARpfr2lj3RUBNvJBRg7wE&#10;uNhxYx2WxNAhxFezIKt8XUkZFD8LYiUNOTJk0bVJuCoP9TfIO1syjeOeSzQj4535djBj+jBRPkso&#10;9lsBqUiT0dnNNA6JFfjK3aOkwvALHl5y7a4lVZ7R6YDVDvITQmigmy6r+brCNjfMuhdmcJwQGlwR&#10;94xHIQFrQS9RUoL5+Te7j0eW0UtJg+OZUfvjwIygRH5VyP/9eDLx8xyUyfQ2QcVce3bXHnWoV4DY&#10;jXEZNQ+ij3dyEAsD9Rtu0tJXRRdTHGsj2IO4ct3S4CZysVyGIJxgzdxGbTX3qT1XnsTX9o0Z3TPt&#10;cEieYBhklr4jvIv1NxUsDw6KKkyDx7lDtYcfpz/w1m+qX69rPURd/ieLXwAAAP//AwBQSwMEFAAG&#10;AAgAAAAhALhARPreAAAADAEAAA8AAABkcnMvZG93bnJldi54bWxMj01OwzAQhfdI3MEaJHbULo3a&#10;KI1TIaQICVYtHMCNp0lEPA6xm7q3Z7qC3TzNp/dT7pIbxIxT6D1pWC4UCKTG255aDV+f9VMOIkRD&#10;1gyeUMMVA+yq+7vSFNZfaI/zIbaCTSgURkMX41hIGZoOnQkLPyLx7+QnZyLLqZV2Mhc2d4N8Vmot&#10;nemJEzoz4muHzffh7DSgrOuPve9TCF26rua3rH3/8Vo/PqSXLYiIKf7BcKvP1aHiTkd/JhvEwHqp&#10;VMashjzjUTditdnwddSQrVUOsirl/xHVLwAAAP//AwBQSwECLQAUAAYACAAAACEAtoM4kv4AAADh&#10;AQAAEwAAAAAAAAAAAAAAAAAAAAAAW0NvbnRlbnRfVHlwZXNdLnhtbFBLAQItABQABgAIAAAAIQA4&#10;/SH/1gAAAJQBAAALAAAAAAAAAAAAAAAAAC8BAABfcmVscy8ucmVsc1BLAQItABQABgAIAAAAIQAg&#10;yoSbTAIAAJcEAAAOAAAAAAAAAAAAAAAAAC4CAABkcnMvZTJvRG9jLnhtbFBLAQItABQABgAIAAAA&#10;IQC4QET63gAAAAwBAAAPAAAAAAAAAAAAAAAAAKYEAABkcnMvZG93bnJldi54bWxQSwUGAAAAAAQA&#10;BADzAAAAsQUAAAAA&#10;" fillcolor="#a7caec [831]" stroked="f" strokeweight=".5pt">
                 <v:textbox>
                   <w:txbxContent>
                     <w:p>
@@ -742,7 +1075,7 @@
           <w:noProof/>
         </w:rPr>
         <w:drawing>
-          <wp:anchor distT="0" distB="0" distL="114300" distR="114300" simplePos="0" relativeHeight="251671552" behindDoc="0" locked="0" layoutInCell="1" allowOverlap="1" wp14:anchorId="77733473" wp14:editId="0AEF41CF">
+          <wp:anchor distT="0" distB="0" distL="114300" distR="114300" simplePos="0" relativeHeight="251671552" behindDoc="0" locked="0" layoutInCell="1" allowOverlap="1" wp14:anchorId="77733473" wp14:editId="30CE6E49">
             <wp:simplePos x="0" y="0"/>
             <wp:positionH relativeFrom="margin">
               <wp:posOffset>7120890</wp:posOffset>
@@ -808,7 +1141,7 @@
       </w:r>
       <w:r>
         <w:drawing>
-          <wp:anchor distT="0" distB="0" distL="114300" distR="114300" simplePos="0" relativeHeight="251670528" behindDoc="0" locked="0" layoutInCell="1" allowOverlap="1" wp14:anchorId="7F306CEB" wp14:editId="25034EB5">
+          <wp:anchor distT="0" distB="0" distL="114300" distR="114300" simplePos="0" relativeHeight="251670528" behindDoc="0" locked="0" layoutInCell="1" allowOverlap="1" wp14:anchorId="7F306CEB" wp14:editId="7A69C4B3">
             <wp:simplePos x="0" y="0"/>
             <wp:positionH relativeFrom="column">
               <wp:posOffset>7098030</wp:posOffset>
@@ -879,7 +1212,7 @@
         <mc:AlternateContent>
           <mc:Choice Requires="wps">
             <w:drawing>
-              <wp:anchor distT="0" distB="0" distL="114300" distR="114300" simplePos="0" relativeHeight="251674624" behindDoc="0" locked="0" layoutInCell="1" allowOverlap="1" wp14:anchorId="45DC01F5" wp14:editId="39396E9B">
+              <wp:anchor distT="0" distB="0" distL="114300" distR="114300" simplePos="0" relativeHeight="251674624" behindDoc="0" locked="0" layoutInCell="1" allowOverlap="1" wp14:anchorId="45DC01F5" wp14:editId="46AC1398">
                 <wp:simplePos x="0" y="0"/>
                 <wp:positionH relativeFrom="column">
                   <wp:posOffset>4305300</wp:posOffset>
@@ -947,7 +1280,7 @@
           </mc:Choice>
           <mc:Fallback>
             <w:pict>
-              <v:shape w14:anchorId="04748DA5" id="Arrow: Right 4" o:spid="_x0000_s1026" type="#_x0000_t13" style="position:absolute;margin-left:339pt;margin-top:174.6pt;width:23.7pt;height:18.3pt;z-index:251674624;visibility:visible;mso-wrap-style:square;mso-width-percent:0;mso-wrap-distance-left:9pt;mso-wrap-distance-top:0;mso-wrap-distance-right:9pt;mso-wrap-distance-bottom:0;mso-position-horizontal:absolute;mso-position-horizontal-relative:text;mso-position-vertical:absolute;mso-position-vertical-relative:text;mso-width-percent:0;mso-width-relative:margin;v-text-anchor:middle" o:gfxdata="UEsDBBQABgAIAAAAIQC2gziS/gAAAOEBAAATAAAAW0NvbnRlbnRfVHlwZXNdLnhtbJSRQU7DMBBF&#10;90jcwfIWJU67QAgl6YK0S0CoHGBkTxKLZGx5TGhvj5O2G0SRWNoz/78nu9wcxkFMGNg6quQqL6RA&#10;0s5Y6ir5vt9lD1JwBDIwOMJKHpHlpr69KfdHjyxSmriSfYz+USnWPY7AufNIadK6MEJMx9ApD/oD&#10;OlTrorhX2lFEilmcO2RdNtjC5xDF9pCuTyYBB5bi6bQ4syoJ3g9WQ0ymaiLzg5KdCXlKLjvcW893&#10;SUOqXwnz5DrgnHtJTxOsQfEKIT7DmDSUCaxw7Rqn8787ZsmRM9e2VmPeBN4uqYvTtW7jvijg9N/y&#10;JsXecLq0q+WD6m8AAAD//wMAUEsDBBQABgAIAAAAIQA4/SH/1gAAAJQBAAALAAAAX3JlbHMvLnJl&#10;bHOkkMFqwzAMhu+DvYPRfXGawxijTi+j0GvpHsDYimMaW0Yy2fr2M4PBMnrbUb/Q94l/f/hMi1qR&#10;JVI2sOt6UJgd+ZiDgffL8ekFlFSbvV0oo4EbChzGx4f9GRdb25HMsYhqlCwG5lrLq9biZkxWOiqY&#10;22YiTra2kYMu1l1tQD30/bPm3wwYN0x18gb45AdQl1tp5j/sFB2T0FQ7R0nTNEV3j6o9feQzro1i&#10;OWA14Fm+Q8a1a8+Bvu/d/dMb2JY5uiPbhG/ktn4cqGU/er3pcvwCAAD//wMAUEsDBBQABgAIAAAA&#10;IQAVbWnRkwIAAJ4FAAAOAAAAZHJzL2Uyb0RvYy54bWysVEtP3DAQvlfqf7B8L3mwlLIii1YgqkoU&#10;VoWKs3GcjSXH49rezW5/fcd2kgVKe6h6cex5fDPzZWbOL3adIlthnQRd0eIop0RoDrXU64p+f7j+&#10;8IkS55mumQItKroXjl4s3r87781clNCCqoUlCKLdvDcVbb038yxzvBUdc0dghEZlA7ZjHp92ndWW&#10;9YjeqazM849ZD7Y2FrhwDqVXSUkXEb9pBPd3TeOEJ6qimJuPp43nUzizxTmbry0zreRDGuwfsuiY&#10;1Bh0grpinpGNlb9BdZJbcND4Iw5dBk0juYg1YDVF/qqa+5YZEWtBcpyZaHL/D5bfbu/NyiINvXFz&#10;h9dQxa6xXfhifmQXydpPZImdJxyFx3l+doaUclSVx+WsiGRmB2djnf8soCPhUlEr161fWgt9JIpt&#10;b5zHsOgwGoaIDpSsr6VS8RG6QFwqS7YM/5/fldFVbbqvUCdZeZLnw19EMf7rJD4dxQgfeymgxGAv&#10;AigdwmgIAVMuQZIdqIg3v1ci2Cn9TTRE1lh8SmRCTkEZ50L7IuboWlaLJC7+mEsEDMgNxp+wB4CX&#10;tY/YKcvBPriK2OSTc56i/8158oiRQfvJuZMa7FsACqsaIif7kaRETWDpCer9yhILacSc4dcS//sN&#10;c37FLM4UtgruCX+HR6OgrygMN0pasD/fkgd7bHXUUtLjjFbU/dgwKyhRXzQOwVkxm4Whjo/ZyWmJ&#10;D/tc8/RcozfdJWAbFbiRDI/XYO/VeG0sdI+4TpYhKqqY5hi7otzb8XHp0+7AhcTFchnNcJAN8zf6&#10;3vAAHlgNHf2we2TWDM3vcWpuYZxnNn/V/ck2eGpYbjw0Mo7GgdeBb1wCsYmHhRW2zPN3tDqs1cUv&#10;AAAA//8DAFBLAwQUAAYACAAAACEADegoKuQAAAALAQAADwAAAGRycy9kb3ducmV2LnhtbEyPzU7D&#10;MBCE75V4B2uRuFTUIfQnDXGqqiIHkDi0ICRum3hJArEdxW4beHqWExxnZzT7TbYZTSdONPjWWQU3&#10;swgE2crp1tYKXp6L6wSED2g1ds6Sgi/ysMkvJhmm2p3tnk6HUAsusT5FBU0IfSqlrxoy6GeuJ8ve&#10;uxsMBpZDLfWAZy43nYyjaCkNtpY/NNjTrqHq83A0Cvzuu9AfW6TyvojWw3768Pr0+KbU1eW4vQMR&#10;aAx/YfjFZ3TImal0R6u96BQsVwlvCQpu5+sYBCdW8WIOouRLskhA5pn8vyH/AQAA//8DAFBLAQIt&#10;ABQABgAIAAAAIQC2gziS/gAAAOEBAAATAAAAAAAAAAAAAAAAAAAAAABbQ29udGVudF9UeXBlc10u&#10;eG1sUEsBAi0AFAAGAAgAAAAhADj9If/WAAAAlAEAAAsAAAAAAAAAAAAAAAAALwEAAF9yZWxzLy5y&#10;ZWxzUEsBAi0AFAAGAAgAAAAhABVtadGTAgAAngUAAA4AAAAAAAAAAAAAAAAALgIAAGRycy9lMm9E&#10;b2MueG1sUEsBAi0AFAAGAAgAAAAhAA3oKCrkAAAACwEAAA8AAAAAAAAAAAAAAAAA7QQAAGRycy9k&#10;b3ducmV2LnhtbFBLBQYAAAAABAAEAPMAAAD+BQAAAAA=&#10;" adj="13261" fillcolor="#a7caec [831]" stroked="f" strokeweight="1pt"/>
+              <v:shape w14:anchorId="318D6252" id="Arrow: Right 4" o:spid="_x0000_s1026" type="#_x0000_t13" style="position:absolute;margin-left:339pt;margin-top:174.6pt;width:23.7pt;height:18.3pt;z-index:251674624;visibility:visible;mso-wrap-style:square;mso-width-percent:0;mso-wrap-distance-left:9pt;mso-wrap-distance-top:0;mso-wrap-distance-right:9pt;mso-wrap-distance-bottom:0;mso-position-horizontal:absolute;mso-position-horizontal-relative:text;mso-position-vertical:absolute;mso-position-vertical-relative:text;mso-width-percent:0;mso-width-relative:margin;v-text-anchor:middle" o:gfxdata="UEsDBBQABgAIAAAAIQC2gziS/gAAAOEBAAATAAAAW0NvbnRlbnRfVHlwZXNdLnhtbJSRQU7DMBBF&#10;90jcwfIWJU67QAgl6YK0S0CoHGBkTxKLZGx5TGhvj5O2G0SRWNoz/78nu9wcxkFMGNg6quQqL6RA&#10;0s5Y6ir5vt9lD1JwBDIwOMJKHpHlpr69KfdHjyxSmriSfYz+USnWPY7AufNIadK6MEJMx9ApD/oD&#10;OlTrorhX2lFEilmcO2RdNtjC5xDF9pCuTyYBB5bi6bQ4syoJ3g9WQ0ymaiLzg5KdCXlKLjvcW893&#10;SUOqXwnz5DrgnHtJTxOsQfEKIT7DmDSUCaxw7Rqn8787ZsmRM9e2VmPeBN4uqYvTtW7jvijg9N/y&#10;JsXecLq0q+WD6m8AAAD//wMAUEsDBBQABgAIAAAAIQA4/SH/1gAAAJQBAAALAAAAX3JlbHMvLnJl&#10;bHOkkMFqwzAMhu+DvYPRfXGawxijTi+j0GvpHsDYimMaW0Yy2fr2M4PBMnrbUb/Q94l/f/hMi1qR&#10;JVI2sOt6UJgd+ZiDgffL8ekFlFSbvV0oo4EbChzGx4f9GRdb25HMsYhqlCwG5lrLq9biZkxWOiqY&#10;22YiTra2kYMu1l1tQD30/bPm3wwYN0x18gb45AdQl1tp5j/sFB2T0FQ7R0nTNEV3j6o9feQzro1i&#10;OWA14Fm+Q8a1a8+Bvu/d/dMb2JY5uiPbhG/ktn4cqGU/er3pcvwCAAD//wMAUEsDBBQABgAIAAAA&#10;IQAVbWnRkwIAAJ4FAAAOAAAAZHJzL2Uyb0RvYy54bWysVEtP3DAQvlfqf7B8L3mwlLIii1YgqkoU&#10;VoWKs3GcjSXH49rezW5/fcd2kgVKe6h6cex5fDPzZWbOL3adIlthnQRd0eIop0RoDrXU64p+f7j+&#10;8IkS55mumQItKroXjl4s3r87781clNCCqoUlCKLdvDcVbb038yxzvBUdc0dghEZlA7ZjHp92ndWW&#10;9YjeqazM849ZD7Y2FrhwDqVXSUkXEb9pBPd3TeOEJ6qimJuPp43nUzizxTmbry0zreRDGuwfsuiY&#10;1Bh0grpinpGNlb9BdZJbcND4Iw5dBk0juYg1YDVF/qqa+5YZEWtBcpyZaHL/D5bfbu/NyiINvXFz&#10;h9dQxa6xXfhifmQXydpPZImdJxyFx3l+doaUclSVx+WsiGRmB2djnf8soCPhUlEr161fWgt9JIpt&#10;b5zHsOgwGoaIDpSsr6VS8RG6QFwqS7YM/5/fldFVbbqvUCdZeZLnw19EMf7rJD4dxQgfeymgxGAv&#10;AigdwmgIAVMuQZIdqIg3v1ci2Cn9TTRE1lh8SmRCTkEZ50L7IuboWlaLJC7+mEsEDMgNxp+wB4CX&#10;tY/YKcvBPriK2OSTc56i/8158oiRQfvJuZMa7FsACqsaIif7kaRETWDpCer9yhILacSc4dcS//sN&#10;c37FLM4UtgruCX+HR6OgrygMN0pasD/fkgd7bHXUUtLjjFbU/dgwKyhRXzQOwVkxm4Whjo/ZyWmJ&#10;D/tc8/RcozfdJWAbFbiRDI/XYO/VeG0sdI+4TpYhKqqY5hi7otzb8XHp0+7AhcTFchnNcJAN8zf6&#10;3vAAHlgNHf2we2TWDM3vcWpuYZxnNn/V/ck2eGpYbjw0Mo7GgdeBb1wCsYmHhRW2zPN3tDqs1cUv&#10;AAAA//8DAFBLAwQUAAYACAAAACEADegoKuQAAAALAQAADwAAAGRycy9kb3ducmV2LnhtbEyPzU7D&#10;MBCE75V4B2uRuFTUIfQnDXGqqiIHkDi0ICRum3hJArEdxW4beHqWExxnZzT7TbYZTSdONPjWWQU3&#10;swgE2crp1tYKXp6L6wSED2g1ds6Sgi/ysMkvJhmm2p3tnk6HUAsusT5FBU0IfSqlrxoy6GeuJ8ve&#10;uxsMBpZDLfWAZy43nYyjaCkNtpY/NNjTrqHq83A0Cvzuu9AfW6TyvojWw3768Pr0+KbU1eW4vQMR&#10;aAx/YfjFZ3TImal0R6u96BQsVwlvCQpu5+sYBCdW8WIOouRLskhA5pn8vyH/AQAA//8DAFBLAQIt&#10;ABQABgAIAAAAIQC2gziS/gAAAOEBAAATAAAAAAAAAAAAAAAAAAAAAABbQ29udGVudF9UeXBlc10u&#10;eG1sUEsBAi0AFAAGAAgAAAAhADj9If/WAAAAlAEAAAsAAAAAAAAAAAAAAAAALwEAAF9yZWxzLy5y&#10;ZWxzUEsBAi0AFAAGAAgAAAAhABVtadGTAgAAngUAAA4AAAAAAAAAAAAAAAAALgIAAGRycy9lMm9E&#10;b2MueG1sUEsBAi0AFAAGAAgAAAAhAA3oKCrkAAAACwEAAA8AAAAAAAAAAAAAAAAA7QQAAGRycy9k&#10;b3ducmV2LnhtbFBLBQYAAAAABAAEAPMAAAD+BQAAAAA=&#10;" adj="13261" fillcolor="#a7caec [831]" stroked="f" strokeweight="1pt"/>
             </w:pict>
           </mc:Fallback>
         </mc:AlternateContent>
@@ -959,7 +1292,7 @@
         <mc:AlternateContent>
           <mc:Choice Requires="wps">
             <w:drawing>
-              <wp:anchor distT="0" distB="0" distL="114300" distR="114300" simplePos="0" relativeHeight="251672576" behindDoc="0" locked="0" layoutInCell="1" allowOverlap="1" wp14:anchorId="6E5E836E" wp14:editId="6B54F23E">
+              <wp:anchor distT="0" distB="0" distL="114300" distR="114300" simplePos="0" relativeHeight="251672576" behindDoc="0" locked="0" layoutInCell="1" allowOverlap="1" wp14:anchorId="6E5E836E" wp14:editId="52787EC4">
                 <wp:simplePos x="0" y="0"/>
                 <wp:positionH relativeFrom="column">
                   <wp:posOffset>2118360</wp:posOffset>
@@ -1024,340 +1357,7 @@
           </mc:Choice>
           <mc:Fallback>
             <w:pict>
-              <v:shape w14:anchorId="63FF99F5" id="Arrow: Right 4" o:spid="_x0000_s1026" type="#_x0000_t13" style="position:absolute;margin-left:166.8pt;margin-top:78.3pt;width:29.4pt;height:18.3pt;z-index:251672576;visibility:visible;mso-wrap-style:square;mso-wrap-distance-left:9pt;mso-wrap-distance-top:0;mso-wrap-distance-right:9pt;mso-wrap-distance-bottom:0;mso-position-horizontal:absolute;mso-position-horizontal-relative:text;mso-position-vertical:absolute;mso-position-vertical-relative:text;v-text-anchor:middle" o:gfxdata="UEsDBBQABgAIAAAAIQC2gziS/gAAAOEBAAATAAAAW0NvbnRlbnRfVHlwZXNdLnhtbJSRQU7DMBBF&#10;90jcwfIWJU67QAgl6YK0S0CoHGBkTxKLZGx5TGhvj5O2G0SRWNoz/78nu9wcxkFMGNg6quQqL6RA&#10;0s5Y6ir5vt9lD1JwBDIwOMJKHpHlpr69KfdHjyxSmriSfYz+USnWPY7AufNIadK6MEJMx9ApD/oD&#10;OlTrorhX2lFEilmcO2RdNtjC5xDF9pCuTyYBB5bi6bQ4syoJ3g9WQ0ymaiLzg5KdCXlKLjvcW893&#10;SUOqXwnz5DrgnHtJTxOsQfEKIT7DmDSUCaxw7Rqn8787ZsmRM9e2VmPeBN4uqYvTtW7jvijg9N/y&#10;JsXecLq0q+WD6m8AAAD//wMAUEsDBBQABgAIAAAAIQA4/SH/1gAAAJQBAAALAAAAX3JlbHMvLnJl&#10;bHOkkMFqwzAMhu+DvYPRfXGawxijTi+j0GvpHsDYimMaW0Yy2fr2M4PBMnrbUb/Q94l/f/hMi1qR&#10;JVI2sOt6UJgd+ZiDgffL8ekFlFSbvV0oo4EbChzGx4f9GRdb25HMsYhqlCwG5lrLq9biZkxWOiqY&#10;22YiTra2kYMu1l1tQD30/bPm3wwYN0x18gb45AdQl1tp5j/sFB2T0FQ7R0nTNEV3j6o9feQzro1i&#10;OWA14Fm+Q8a1a8+Bvu/d/dMb2JY5uiPbhG/ktn4cqGU/er3pcvwCAAD//wMAUEsDBBQABgAIAAAA&#10;IQB+XKYokwIAAJ4FAAAOAAAAZHJzL2Uyb0RvYy54bWysVEtP3DAQvlfqf7B8L3nsUuiKLFqBqCpR&#10;QIWKs3HsTSTH49rezW5/fcd2kgVKe6h6cex5fDPzZWbOznedIlthXQu6osVRTonQHOpWryv6/eHq&#10;wyklzjNdMwVaVHQvHD1fvn931puFKKEBVQtLEES7RW8q2nhvFlnmeCM65o7ACI1KCbZjHp92ndWW&#10;9YjeqazM849ZD7Y2FrhwDqWXSUmXEV9Kwf2tlE54oiqKufl42ng+hTNbnrHF2jLTtHxIg/1DFh1r&#10;NQadoC6ZZ2Rj29+gupZbcCD9EYcuAylbLmINWE2Rv6rmvmFGxFqQHGcmmtz/g+U323tzZ5GG3riF&#10;w2uoYidtF76YH9lFsvYTWWLnCUfh7GQ2O0VKOarKWTkvIpnZwdlY5z8L6Ei4VNS268avrIU+EsW2&#10;185jWHQYDUNEB6qtr1ql4iN0gbhQlmwZ/j+/K6Or2nRfoU6y8jjPh7+IYvzXSXwyihE+9lJAicFe&#10;BFA6hNEQAqZcgiQ7UBFvfq9EsFP6m5CkrbH4lMiEnIIyzoX2RczRNawWSVz8MZcIGJAlxp+wB4CX&#10;tY/YKcvBPriK2OSTc56i/8158oiRQfvJuWs12LcAFFY1RE72I0mJmsDSE9T7O0sspBFzhl+1+N+v&#10;mfN3zOJMYavgnvC3eEgFfUVhuFHSgP35ljzYY6ujlpIeZ7Si7seGWUGJ+qJxCD4V83kY6viYH5+U&#10;+LDPNU/PNXrTXQC2UYEbyfB4DfZejVdpoXvEdbIKUVHFNMfYFeXejo8Ln3YHLiQuVqtohoNsmL/W&#10;94YH8MBq6OiH3SOzZmh+j1NzA+M8s8Wr7k+2wVPDauNBtnE0DrwOfOMSiE08LKywZZ6/o9VhrS5/&#10;AQAA//8DAFBLAwQUAAYACAAAACEAvwV+veQAAAALAQAADwAAAGRycy9kb3ducmV2LnhtbEyPwU7D&#10;MBBE70j8g7VIXBB1iGloQ5wKkBAqhwoCQuXmxksSEduR7bSBr2c5wW13ZzT7plhNpmd79KFzVsLF&#10;LAGGtna6s42E15f78wWwEJXVqncWJXxhgFV5fFSoXLuDfcZ9FRtGITbkSkIb45BzHuoWjQozN6Al&#10;7cN5oyKtvuHaqwOFm56nSZJxozpLH1o14F2L9Wc1GgmL+VW6eX/CbfXYPbzd+rNxu/7eSHl6Mt1c&#10;A4s4xT8z/OITOpTEtHOj1YH1EoQQGVlJmGc0kEMs00tgO7osRQq8LPj/DuUPAAAA//8DAFBLAQIt&#10;ABQABgAIAAAAIQC2gziS/gAAAOEBAAATAAAAAAAAAAAAAAAAAAAAAABbQ29udGVudF9UeXBlc10u&#10;eG1sUEsBAi0AFAAGAAgAAAAhADj9If/WAAAAlAEAAAsAAAAAAAAAAAAAAAAALwEAAF9yZWxzLy5y&#10;ZWxzUEsBAi0AFAAGAAgAAAAhAH5cpiiTAgAAngUAAA4AAAAAAAAAAAAAAAAALgIAAGRycy9lMm9E&#10;b2MueG1sUEsBAi0AFAAGAAgAAAAhAL8Ffr3kAAAACwEAAA8AAAAAAAAAAAAAAAAA7QQAAGRycy9k&#10;b3ducmV2LnhtbFBLBQYAAAAABAAEAPMAAAD+BQAAAAA=&#10;" adj="14878" fillcolor="#a7caec [831]" stroked="f" strokeweight="1pt"/>
-            </w:pict>
-          </mc:Fallback>
-        </mc:AlternateContent>
-      </w:r>
-      <w:r>
-        <w:rPr>
-          <w:noProof/>
-        </w:rPr>
-        <mc:AlternateContent>
-          <mc:Choice Requires="wps">
-            <w:drawing>
-              <wp:anchor distT="0" distB="0" distL="114300" distR="114300" simplePos="0" relativeHeight="251656189" behindDoc="0" locked="0" layoutInCell="1" allowOverlap="1" wp14:anchorId="79A62C4A" wp14:editId="38A8F95B">
-                <wp:simplePos x="0" y="0"/>
-                <wp:positionH relativeFrom="column">
-                  <wp:posOffset>4988169</wp:posOffset>
-                </wp:positionH>
-                <wp:positionV relativeFrom="paragraph">
-                  <wp:posOffset>1925515</wp:posOffset>
-                </wp:positionV>
-                <wp:extent cx="1295400" cy="731520"/>
-                <wp:effectExtent l="0" t="0" r="19050" b="11430"/>
-                <wp:wrapNone/>
-                <wp:docPr id="257754943" name="Text Box 1"/>
-                <wp:cNvGraphicFramePr/>
-                <a:graphic xmlns:a="http://schemas.openxmlformats.org/drawingml/2006/main">
-                  <a:graphicData uri="http://schemas.microsoft.com/office/word/2010/wordprocessingShape">
-                    <wps:wsp>
-                      <wps:cNvSpPr txBox="1"/>
-                      <wps:spPr>
-                        <a:xfrm>
-                          <a:off x="0" y="0"/>
-                          <a:ext cx="1295400" cy="731520"/>
-                        </a:xfrm>
-                        <a:prstGeom prst="rect">
-                          <a:avLst/>
-                        </a:prstGeom>
-                        <a:solidFill>
-                          <a:schemeClr val="tx2">
-                            <a:lumMod val="75000"/>
-                            <a:lumOff val="25000"/>
-                          </a:schemeClr>
-                        </a:solidFill>
-                        <a:ln w="6350">
-                          <a:solidFill>
-                            <a:schemeClr val="tx2">
-                              <a:lumMod val="25000"/>
-                              <a:lumOff val="75000"/>
-                            </a:schemeClr>
-                          </a:solidFill>
-                        </a:ln>
-                      </wps:spPr>
-                      <wps:txbx>
-                        <w:txbxContent>
-                          <w:p>
-                            <w:pPr>
-                              <w:spacing w:before="120"/>
-                              <w:jc w:val="center"/>
-                              <w:rPr>
-                                <w:color w:val="FFFFFF" w:themeColor="background1"/>
-                              </w:rPr>
-                            </w:pPr>
-                          </w:p>
-                        </w:txbxContent>
-                      </wps:txbx>
-                      <wps:bodyPr rot="0" spcFirstLastPara="0" vertOverflow="overflow" horzOverflow="overflow" vert="horz" wrap="square" lIns="91440" tIns="45720" rIns="91440" bIns="45720" numCol="1" spcCol="0" rtlCol="0" fromWordArt="0" anchor="t" anchorCtr="0" forceAA="0" compatLnSpc="1">
-                        <a:prstTxWarp prst="textNoShape">
-                          <a:avLst/>
-                        </a:prstTxWarp>
-                        <a:noAutofit/>
-                      </wps:bodyPr>
-                    </wps:wsp>
-                  </a:graphicData>
-                </a:graphic>
-                <wp14:sizeRelH relativeFrom="margin">
-                  <wp14:pctWidth>0</wp14:pctWidth>
-                </wp14:sizeRelH>
-                <wp14:sizeRelV relativeFrom="margin">
-                  <wp14:pctHeight>0</wp14:pctHeight>
-                </wp14:sizeRelV>
-              </wp:anchor>
-            </w:drawing>
-          </mc:Choice>
-          <mc:Fallback>
-            <w:pict>
-              <v:shape w14:anchorId="79A62C4A" id="_x0000_s1029" type="#_x0000_t202" style="position:absolute;margin-left:392.75pt;margin-top:151.6pt;width:102pt;height:57.6pt;z-index:251656189;visibility:visible;mso-wrap-style:square;mso-width-percent:0;mso-height-percent:0;mso-wrap-distance-left:9pt;mso-wrap-distance-top:0;mso-wrap-distance-right:9pt;mso-wrap-distance-bottom:0;mso-position-horizontal:absolute;mso-position-horizontal-relative:text;mso-position-vertical:absolute;mso-position-vertical-relative:text;mso-width-percent:0;mso-height-percent:0;mso-width-relative:margin;mso-height-relative:margin;v-text-anchor:top" o:gfxdata="UEsDBBQABgAIAAAAIQC2gziS/gAAAOEBAAATAAAAW0NvbnRlbnRfVHlwZXNdLnhtbJSRQU7DMBBF&#10;90jcwfIWJU67QAgl6YK0S0CoHGBkTxKLZGx5TGhvj5O2G0SRWNoz/78nu9wcxkFMGNg6quQqL6RA&#10;0s5Y6ir5vt9lD1JwBDIwOMJKHpHlpr69KfdHjyxSmriSfYz+USnWPY7AufNIadK6MEJMx9ApD/oD&#10;OlTrorhX2lFEilmcO2RdNtjC5xDF9pCuTyYBB5bi6bQ4syoJ3g9WQ0ymaiLzg5KdCXlKLjvcW893&#10;SUOqXwnz5DrgnHtJTxOsQfEKIT7DmDSUCaxw7Rqn8787ZsmRM9e2VmPeBN4uqYvTtW7jvijg9N/y&#10;JsXecLq0q+WD6m8AAAD//wMAUEsDBBQABgAIAAAAIQA4/SH/1gAAAJQBAAALAAAAX3JlbHMvLnJl&#10;bHOkkMFqwzAMhu+DvYPRfXGawxijTi+j0GvpHsDYimMaW0Yy2fr2M4PBMnrbUb/Q94l/f/hMi1qR&#10;JVI2sOt6UJgd+ZiDgffL8ekFlFSbvV0oo4EbChzGx4f9GRdb25HMsYhqlCwG5lrLq9biZkxWOiqY&#10;22YiTra2kYMu1l1tQD30/bPm3wwYN0x18gb45AdQl1tp5j/sFB2T0FQ7R0nTNEV3j6o9feQzro1i&#10;OWA14Fm+Q8a1a8+Bvu/d/dMb2JY5uiPbhG/ktn4cqGU/er3pcvwCAAD//wMAUEsDBBQABgAIAAAA&#10;IQB11nk4XAIAAPkEAAAOAAAAZHJzL2Uyb0RvYy54bWysVEuP2jAQvlfqf7B8LwkBlm5EWFFWVJXo&#10;7kpstWfjOBDJ8bi2IaG/vmOHBHb7OFS9OOOZ8Ty++Sazu6aS5CiMLUFldDiIKRGKQ16qXUa/Pa8+&#10;fKTEOqZyJkGJjJ6EpXfz9+9mtU5FAnuQuTAEgyib1jqje+d0GkWW70XF7AC0UGgswFTM4dXsotyw&#10;GqNXMkri+CaqweTaABfWova+NdJ5iF8UgrvHorDCEZlRrM2F04Rz689oPmPpzjC9L/m5DPYPVVSs&#10;VJi0D3XPHCMHU/4Sqiq5AQuFG3CoIiiKkovQA3YzjN90s9kzLUIvCI7VPUz2/4XlD8eNfjLENZ+g&#10;wQF6QGptU4tK309TmMp/sVKCdoTw1MMmGke4f5TcTsYxmjjapqPhJAm4RpfX2lj3WUBFvJBRg2MJ&#10;aLHj2jrMiK6di09mQZb5qpQyXDwVxFIacmQ4RNck4ak8VF8hb3XTSYzpwyhRjQNv1UmnxvCBUD5K&#10;SPYqgVSkzujNaBKHwK9s/bM/J++zsPQ6eV/T35KjTSqs6IK4l1yzbUiZZ3TUTWML+QmHZKDlr9V8&#10;VSKSa2bdEzNIWAQfl9A94lFIwHbgLFGyB/Pjd3rvjzxCKyU1LkBG7fcDM4IS+UUhw26H47HfmHAZ&#10;T6Y4VGKuLdtrizpUS8DxDHHdNQ+i93eyEwsD1Qvu6sJnRRNTHHPjPDtx6dq1xF3nYrEITrgjmrm1&#10;2mjuQ3s6eJ48Ny/M6DOZHNLwAbpVYekbTrW+/qWCxcFBUQbCeZxbVM/w434Fapz/BX6Br+/B6/LH&#10;mv8EAAD//wMAUEsDBBQABgAIAAAAIQA6gGwF4QAAAAsBAAAPAAAAZHJzL2Rvd25yZXYueG1sTI9N&#10;T4NAEIbvJv6HzZh4MXYp/aLI0KgJ7cFTiz9ggCkQ2V1ktwX/veupHmfmyTvPm+wm1YkrD7Y1GmE+&#10;C0CwLk3V6hrhM8+eIxDWka6oM5oRftjCLr2/SyiuzKiPfD25WvgQbWNCaJzrYylt2bAiOzM9a387&#10;m0GR8+NQy2qg0YerToZBsJaKWu0/NNTze8Pl1+miENS6PYwfWZgRveVP++Oh2H/nBeLjw/T6AsLx&#10;5G4w/Ol7dUi9U2EuurKiQ9hEq5VHERbBIgThiW209ZsCYTmPliDTRP7vkP4CAAD//wMAUEsBAi0A&#10;FAAGAAgAAAAhALaDOJL+AAAA4QEAABMAAAAAAAAAAAAAAAAAAAAAAFtDb250ZW50X1R5cGVzXS54&#10;bWxQSwECLQAUAAYACAAAACEAOP0h/9YAAACUAQAACwAAAAAAAAAAAAAAAAAvAQAAX3JlbHMvLnJl&#10;bHNQSwECLQAUAAYACAAAACEAddZ5OFwCAAD5BAAADgAAAAAAAAAAAAAAAAAuAgAAZHJzL2Uyb0Rv&#10;Yy54bWxQSwECLQAUAAYACAAAACEAOoBsBeEAAAALAQAADwAAAAAAAAAAAAAAAAC2BAAAZHJzL2Rv&#10;d25yZXYueG1sUEsFBgAAAAAEAAQA8wAAAMQFAAAAAA==&#10;" fillcolor="#215e99 [2431]" strokecolor="#a7caec [831]" strokeweight=".5pt">
-                <v:textbox>
-                  <w:txbxContent>
-                    <w:p>
-                      <w:pPr>
-                        <w:spacing w:before="120"/>
-                        <w:jc w:val="center"/>
-                        <w:rPr>
-                          <w:color w:val="FFFFFF" w:themeColor="background1"/>
-                        </w:rPr>
-                      </w:pPr>
-                    </w:p>
-                  </w:txbxContent>
-                </v:textbox>
-              </v:shape>
-            </w:pict>
-          </mc:Fallback>
-        </mc:AlternateContent>
-      </w:r>
-      <w:r>
-        <w:rPr>
-          <w:noProof/>
-        </w:rPr>
-        <mc:AlternateContent>
-          <mc:Choice Requires="wps">
-            <w:drawing>
-              <wp:anchor distT="0" distB="0" distL="114300" distR="114300" simplePos="0" relativeHeight="251658239" behindDoc="0" locked="0" layoutInCell="1" allowOverlap="1" wp14:anchorId="108C09AF" wp14:editId="1AC977FF">
-                <wp:simplePos x="0" y="0"/>
-                <wp:positionH relativeFrom="column">
-                  <wp:posOffset>4914900</wp:posOffset>
-                </wp:positionH>
-                <wp:positionV relativeFrom="paragraph">
-                  <wp:posOffset>1824990</wp:posOffset>
-                </wp:positionV>
-                <wp:extent cx="1299210" cy="758190"/>
-                <wp:effectExtent l="0" t="0" r="15240" b="22860"/>
-                <wp:wrapNone/>
-                <wp:docPr id="1771824768" name="Text Box 1"/>
-                <wp:cNvGraphicFramePr/>
-                <a:graphic xmlns:a="http://schemas.openxmlformats.org/drawingml/2006/main">
-                  <a:graphicData uri="http://schemas.microsoft.com/office/word/2010/wordprocessingShape">
-                    <wps:wsp>
-                      <wps:cNvSpPr txBox="1"/>
-                      <wps:spPr>
-                        <a:xfrm>
-                          <a:off x="0" y="0"/>
-                          <a:ext cx="1299210" cy="758190"/>
-                        </a:xfrm>
-                        <a:prstGeom prst="rect">
-                          <a:avLst/>
-                        </a:prstGeom>
-                        <a:solidFill>
-                          <a:schemeClr val="tx2">
-                            <a:lumMod val="75000"/>
-                            <a:lumOff val="25000"/>
-                          </a:schemeClr>
-                        </a:solidFill>
-                        <a:ln w="6350">
-                          <a:solidFill>
-                            <a:schemeClr val="tx2">
-                              <a:lumMod val="25000"/>
-                              <a:lumOff val="75000"/>
-                            </a:schemeClr>
-                          </a:solidFill>
-                        </a:ln>
-                      </wps:spPr>
-                      <wps:txbx>
-                        <w:txbxContent>
-                          <w:p>
-                            <w:pPr>
-                              <w:spacing w:before="120"/>
-                              <w:jc w:val="center"/>
-                              <w:rPr>
-                                <w:color w:val="FFFFFF" w:themeColor="background1"/>
-                              </w:rPr>
-                            </w:pPr>
-                          </w:p>
-                        </w:txbxContent>
-                      </wps:txbx>
-                      <wps:bodyPr rot="0" spcFirstLastPara="0" vertOverflow="overflow" horzOverflow="overflow" vert="horz" wrap="square" lIns="91440" tIns="45720" rIns="91440" bIns="45720" numCol="1" spcCol="0" rtlCol="0" fromWordArt="0" anchor="t" anchorCtr="0" forceAA="0" compatLnSpc="1">
-                        <a:prstTxWarp prst="textNoShape">
-                          <a:avLst/>
-                        </a:prstTxWarp>
-                        <a:noAutofit/>
-                      </wps:bodyPr>
-                    </wps:wsp>
-                  </a:graphicData>
-                </a:graphic>
-                <wp14:sizeRelH relativeFrom="margin">
-                  <wp14:pctWidth>0</wp14:pctWidth>
-                </wp14:sizeRelH>
-                <wp14:sizeRelV relativeFrom="margin">
-                  <wp14:pctHeight>0</wp14:pctHeight>
-                </wp14:sizeRelV>
-              </wp:anchor>
-            </w:drawing>
-          </mc:Choice>
-          <mc:Fallback>
-            <w:pict>
-              <v:shape w14:anchorId="108C09AF" id="_x0000_s1030" type="#_x0000_t202" style="position:absolute;margin-left:387pt;margin-top:143.7pt;width:102.3pt;height:59.7pt;z-index:251658239;visibility:visible;mso-wrap-style:square;mso-width-percent:0;mso-height-percent:0;mso-wrap-distance-left:9pt;mso-wrap-distance-top:0;mso-wrap-distance-right:9pt;mso-wrap-distance-bottom:0;mso-position-horizontal:absolute;mso-position-horizontal-relative:text;mso-position-vertical:absolute;mso-position-vertical-relative:text;mso-width-percent:0;mso-height-percent:0;mso-width-relative:margin;mso-height-relative:margin;v-text-anchor:top" o:gfxdata="UEsDBBQABgAIAAAAIQC2gziS/gAAAOEBAAATAAAAW0NvbnRlbnRfVHlwZXNdLnhtbJSRQU7DMBBF&#10;90jcwfIWJU67QAgl6YK0S0CoHGBkTxKLZGx5TGhvj5O2G0SRWNoz/78nu9wcxkFMGNg6quQqL6RA&#10;0s5Y6ir5vt9lD1JwBDIwOMJKHpHlpr69KfdHjyxSmriSfYz+USnWPY7AufNIadK6MEJMx9ApD/oD&#10;OlTrorhX2lFEilmcO2RdNtjC5xDF9pCuTyYBB5bi6bQ4syoJ3g9WQ0ymaiLzg5KdCXlKLjvcW893&#10;SUOqXwnz5DrgnHtJTxOsQfEKIT7DmDSUCaxw7Rqn8787ZsmRM9e2VmPeBN4uqYvTtW7jvijg9N/y&#10;JsXecLq0q+WD6m8AAAD//wMAUEsDBBQABgAIAAAAIQA4/SH/1gAAAJQBAAALAAAAX3JlbHMvLnJl&#10;bHOkkMFqwzAMhu+DvYPRfXGawxijTi+j0GvpHsDYimMaW0Yy2fr2M4PBMnrbUb/Q94l/f/hMi1qR&#10;JVI2sOt6UJgd+ZiDgffL8ekFlFSbvV0oo4EbChzGx4f9GRdb25HMsYhqlCwG5lrLq9biZkxWOiqY&#10;22YiTra2kYMu1l1tQD30/bPm3wwYN0x18gb45AdQl1tp5j/sFB2T0FQ7R0nTNEV3j6o9feQzro1i&#10;OWA14Fm+Q8a1a8+Bvu/d/dMb2JY5uiPbhG/ktn4cqGU/er3pcvwCAAD//wMAUEsDBBQABgAIAAAA&#10;IQDFoPLLWwIAAPkEAAAOAAAAZHJzL2Uyb0RvYy54bWysVEuP2jAQvlfqf7B8LwkpLEtEWFFWVJXo&#10;7kpstWfjOCSS43FtQ0J/fccOBHb7OFS9OOOZ8Ty++Sazu7aW5CCMrUBldDiIKRGKQ16pXUa/Pa8+&#10;3FJiHVM5k6BERo/C0rv5+3ezRqcigRJkLgzBIMqmjc5o6ZxOo8jyUtTMDkALhcYCTM0cXs0uyg1r&#10;MHotoySOb6IGTK4NcGEtau87I52H+EUhuHssCisckRnF2lw4TTi3/ozmM5buDNNlxU9lsH+oomaV&#10;wqR9qHvmGNmb6pdQdcUNWCjcgEMdQVFUXIQesJth/KabTcm0CL0gOFb3MNn/F5Y/HDb6yRDXfoIW&#10;B+gBabRNLSp9P21hav/FSgnaEcJjD5toHeH+UTKdJkM0cbRNxrfDacA1urzWxrrPAmrihYwaHEtA&#10;ix3W1mFGdD27+GQWZJWvKinDxVNBLKUhB4ZDdG0Snsp9/RXyTjcZx/FplKjGgXfq5KzG8IFQPkpI&#10;9iqBVKTJ6M3HcRwCv7L1z/6cvM/C0uvkfU1/S442qbCiC+Jecu22JVWe0dF5GlvIjzgkAx1/rear&#10;CpFcM+uemEHCIvi4hO4Rj0ICtgMniZISzI/f6b0/8gitlDS4ABm13/fMCErkF4UMmw5HI78x4TIa&#10;TxK8mGvL9tqi9vUScDxDXHfNg+j9nTyLhYH6BXd14bOiiSmOuXGeZ3HpurXEXedisQhOuCOaubXa&#10;aO5Dezp4njy3L8zoE5kc0vABzqvC0jec6nz9SwWLvYOiCoTzOHeonuDH/QrUOP0L/AJf34PX5Y81&#10;/wkAAP//AwBQSwMEFAAGAAgAAAAhAJdp62LgAAAACwEAAA8AAABkcnMvZG93bnJldi54bWxMj0FP&#10;g0AUhO8m/ofNM/Fi7CIhgJSlURPag6cWf8ADXoHIvkV2W/Dfu570OJnJzDf5btWjuNJsB8MKnjYB&#10;COLGtAN3Cj6q8jEFYR1yi6NhUvBNFnbF7U2OWWsWPtL15DrhS9hmqKB3bsqktE1PGu3GTMTeO5tZ&#10;o/Ny7mQ74+LL9SjDIIilxoH9Qo8TvfXUfJ4uWoGOh8PyXoYl4mv1sD8e6v1XVSt1f7e+bEE4Wt1f&#10;GH7xPToUnqk2F26tGBUkSeS/OAVhmkQgfOI5SWMQtYIoiFOQRS7/fyh+AAAA//8DAFBLAQItABQA&#10;BgAIAAAAIQC2gziS/gAAAOEBAAATAAAAAAAAAAAAAAAAAAAAAABbQ29udGVudF9UeXBlc10ueG1s&#10;UEsBAi0AFAAGAAgAAAAhADj9If/WAAAAlAEAAAsAAAAAAAAAAAAAAAAALwEAAF9yZWxzLy5yZWxz&#10;UEsBAi0AFAAGAAgAAAAhAMWg8stbAgAA+QQAAA4AAAAAAAAAAAAAAAAALgIAAGRycy9lMm9Eb2Mu&#10;eG1sUEsBAi0AFAAGAAgAAAAhAJdp62LgAAAACwEAAA8AAAAAAAAAAAAAAAAAtQQAAGRycy9kb3du&#10;cmV2LnhtbFBLBQYAAAAABAAEAPMAAADCBQAAAAA=&#10;" fillcolor="#215e99 [2431]" strokecolor="#a7caec [831]" strokeweight=".5pt">
-                <v:textbox>
-                  <w:txbxContent>
-                    <w:p>
-                      <w:pPr>
-                        <w:spacing w:before="120"/>
-                        <w:jc w:val="center"/>
-                        <w:rPr>
-                          <w:color w:val="FFFFFF" w:themeColor="background1"/>
-                        </w:rPr>
-                      </w:pPr>
-                    </w:p>
-                  </w:txbxContent>
-                </v:textbox>
-              </v:shape>
-            </w:pict>
-          </mc:Fallback>
-        </mc:AlternateContent>
-      </w:r>
-      <w:r>
-        <w:rPr>
-          <w:noProof/>
-        </w:rPr>
-        <mc:AlternateContent>
-          <mc:Choice Requires="wps">
-            <w:drawing>
-              <wp:anchor distT="0" distB="0" distL="114300" distR="114300" simplePos="0" relativeHeight="251667456" behindDoc="0" locked="0" layoutInCell="1" allowOverlap="1" wp14:anchorId="5BFC543A" wp14:editId="32778805">
-                <wp:simplePos x="0" y="0"/>
-                <wp:positionH relativeFrom="column">
-                  <wp:posOffset>4850130</wp:posOffset>
-                </wp:positionH>
-                <wp:positionV relativeFrom="paragraph">
-                  <wp:posOffset>1733550</wp:posOffset>
-                </wp:positionV>
-                <wp:extent cx="1287780" cy="773430"/>
-                <wp:effectExtent l="0" t="0" r="26670" b="26670"/>
-                <wp:wrapNone/>
-                <wp:docPr id="1507530688" name="Text Box 1"/>
-                <wp:cNvGraphicFramePr/>
-                <a:graphic xmlns:a="http://schemas.openxmlformats.org/drawingml/2006/main">
-                  <a:graphicData uri="http://schemas.microsoft.com/office/word/2010/wordprocessingShape">
-                    <wps:wsp>
-                      <wps:cNvSpPr txBox="1"/>
-                      <wps:spPr>
-                        <a:xfrm>
-                          <a:off x="0" y="0"/>
-                          <a:ext cx="1287780" cy="773430"/>
-                        </a:xfrm>
-                        <a:prstGeom prst="rect">
-                          <a:avLst/>
-                        </a:prstGeom>
-                        <a:solidFill>
-                          <a:schemeClr val="tx2">
-                            <a:lumMod val="75000"/>
-                            <a:lumOff val="25000"/>
-                          </a:schemeClr>
-                        </a:solidFill>
-                        <a:ln w="6350">
-                          <a:solidFill>
-                            <a:schemeClr val="tx2">
-                              <a:lumMod val="25000"/>
-                              <a:lumOff val="75000"/>
-                            </a:schemeClr>
-                          </a:solidFill>
-                        </a:ln>
-                      </wps:spPr>
-                      <wps:txbx>
-                        <w:txbxContent>
-                          <w:p>
-                            <w:pPr>
-                              <w:spacing w:before="120"/>
-                              <w:jc w:val="center"/>
-                              <w:rPr>
-                                <w:color w:val="FFFFFF" w:themeColor="background1"/>
-                              </w:rPr>
-                            </w:pPr>
-                            <w:r>
-                              <w:rPr>
-                                <w:color w:val="FFFFFF" w:themeColor="background1"/>
-                              </w:rPr>
-                              <w:t>Operating models with</w:t>
-                            </w:r>
-                            <w:r>
-                              <w:rPr>
-                                <w:color w:val="FFFFFF" w:themeColor="background1"/>
-                              </w:rPr>
-                              <w:t xml:space="preserve"> increasing clima</w:t>
-                            </w:r>
-                            <w:r>
-                              <w:rPr>
-                                <w:color w:val="FFFFFF" w:themeColor="background1"/>
-                              </w:rPr>
-                              <w:t>te impacts</w:t>
-                            </w:r>
-                          </w:p>
-                        </w:txbxContent>
-                      </wps:txbx>
-                      <wps:bodyPr rot="0" spcFirstLastPara="0" vertOverflow="overflow" horzOverflow="overflow" vert="horz" wrap="square" lIns="91440" tIns="45720" rIns="91440" bIns="45720" numCol="1" spcCol="0" rtlCol="0" fromWordArt="0" anchor="t" anchorCtr="0" forceAA="0" compatLnSpc="1">
-                        <a:prstTxWarp prst="textNoShape">
-                          <a:avLst/>
-                        </a:prstTxWarp>
-                        <a:noAutofit/>
-                      </wps:bodyPr>
-                    </wps:wsp>
-                  </a:graphicData>
-                </a:graphic>
-                <wp14:sizeRelH relativeFrom="margin">
-                  <wp14:pctWidth>0</wp14:pctWidth>
-                </wp14:sizeRelH>
-                <wp14:sizeRelV relativeFrom="margin">
-                  <wp14:pctHeight>0</wp14:pctHeight>
-                </wp14:sizeRelV>
-              </wp:anchor>
-            </w:drawing>
-          </mc:Choice>
-          <mc:Fallback>
-            <w:pict>
-              <v:shape w14:anchorId="5BFC543A" id="_x0000_s1031" type="#_x0000_t202" style="position:absolute;margin-left:381.9pt;margin-top:136.5pt;width:101.4pt;height:60.9pt;z-index:251667456;visibility:visible;mso-wrap-style:square;mso-width-percent:0;mso-height-percent:0;mso-wrap-distance-left:9pt;mso-wrap-distance-top:0;mso-wrap-distance-right:9pt;mso-wrap-distance-bottom:0;mso-position-horizontal:absolute;mso-position-horizontal-relative:text;mso-position-vertical:absolute;mso-position-vertical-relative:text;mso-width-percent:0;mso-height-percent:0;mso-width-relative:margin;mso-height-relative:margin;v-text-anchor:top" o:gfxdata="UEsDBBQABgAIAAAAIQC2gziS/gAAAOEBAAATAAAAW0NvbnRlbnRfVHlwZXNdLnhtbJSRQU7DMBBF&#10;90jcwfIWJU67QAgl6YK0S0CoHGBkTxKLZGx5TGhvj5O2G0SRWNoz/78nu9wcxkFMGNg6quQqL6RA&#10;0s5Y6ir5vt9lD1JwBDIwOMJKHpHlpr69KfdHjyxSmriSfYz+USnWPY7AufNIadK6MEJMx9ApD/oD&#10;OlTrorhX2lFEilmcO2RdNtjC5xDF9pCuTyYBB5bi6bQ4syoJ3g9WQ0ymaiLzg5KdCXlKLjvcW893&#10;SUOqXwnz5DrgnHtJTxOsQfEKIT7DmDSUCaxw7Rqn8787ZsmRM9e2VmPeBN4uqYvTtW7jvijg9N/y&#10;JsXecLq0q+WD6m8AAAD//wMAUEsDBBQABgAIAAAAIQA4/SH/1gAAAJQBAAALAAAAX3JlbHMvLnJl&#10;bHOkkMFqwzAMhu+DvYPRfXGawxijTi+j0GvpHsDYimMaW0Yy2fr2M4PBMnrbUb/Q94l/f/hMi1qR&#10;JVI2sOt6UJgd+ZiDgffL8ekFlFSbvV0oo4EbChzGx4f9GRdb25HMsYhqlCwG5lrLq9biZkxWOiqY&#10;22YiTra2kYMu1l1tQD30/bPm3wwYN0x18gb45AdQl1tp5j/sFB2T0FQ7R0nTNEV3j6o9feQzro1i&#10;OWA14Fm+Q8a1a8+Bvu/d/dMb2JY5uiPbhG/ktn4cqGU/er3pcvwCAAD//wMAUEsDBBQABgAIAAAA&#10;IQDlYazmXAIAAPkEAAAOAAAAZHJzL2Uyb0RvYy54bWysVEuP2jAQvlfqf7B8LwkBFhoRVpQVVaXt&#10;7kpstWfjOCSS43FtQ0J/fccOAXb7OFS9OOOZ8Ty++Sbz27aW5CCMrUBldDiIKRGKQ16pXUa/Pa8/&#10;zCixjqmcSVAio0dh6e3i/bt5o1ORQAkyF4ZgEGXTRme0dE6nUWR5KWpmB6CFQmMBpmYOr2YX5YY1&#10;GL2WURLHN1EDJtcGuLAWtXedkS5C/KIQ3D0WhRWOyIxibS6cJpxbf0aLOUt3humy4qcy2D9UUbNK&#10;YdJzqDvmGNmb6pdQdcUNWCjcgEMdQVFUXIQesJth/KabTcm0CL0gOFafYbL/Lyx/OGz0kyGu/QQt&#10;DtAD0mibWlT6ftrC1P6LlRK0I4THM2yidYT7R8lsOp2hiaNtOh2NRwHX6PJaG+s+C6iJFzJqcCwB&#10;LXa4tw4zomvv4pNZkFW+rqQMF08FsZKGHBgO0bVJeCr39VfIO910EsenUaIaB96pk16N4QOhfJSQ&#10;7FUCqUiT0ZvRJA6BX9nOz/6c/JyFpdfJzzX9LTnapMKKLoh7ybXbllR5Rif9NLaQH3FIBjr+Ws3X&#10;FSJ5z6x7YgYJi+DjErpHPAoJ2A6cJEpKMD9+p/f+yCO0UtLgAmTUft8zIyiRXxQy7ONwPPYbEy7j&#10;yTTBi7m2bK8tal+vAMczxHXXPIje38leLAzUL7irS58VTUxxzI3z7MWV69YSd52L5TI44Y5o5u7V&#10;RnMf2tPB8+S5fWFGn8jkkIYP0K8KS99wqvP1LxUs9w6KKhDO49yheoIf9ytQ4/Qv8At8fQ9elz/W&#10;4icAAAD//wMAUEsDBBQABgAIAAAAIQBdn/7a4AAAAAsBAAAPAAAAZHJzL2Rvd25yZXYueG1sTI9B&#10;T4NAFITvJv6HzTPxYuwimG2LLI2a0B48tfgDHvAEIruL7Lbgv/d50uNkJjPfZLvFDOJCk++d1fCw&#10;ikCQrV3T21bDe1ncb0D4gLbBwVnS8E0edvn1VYZp42Z7pMsptIJLrE9RQxfCmErp644M+pUbybL3&#10;4SaDgeXUymbCmcvNIOMoUtJgb3mhw5FeO6o/T2ejwaj+ML8VcYH4Ut7tj4dq/1VWWt/eLM9PIAIt&#10;4S8Mv/iMDjkzVe5sGy8GDWuVMHrQEK8TPsWJrVIKRKUh2T5uQOaZ/P8h/wEAAP//AwBQSwECLQAU&#10;AAYACAAAACEAtoM4kv4AAADhAQAAEwAAAAAAAAAAAAAAAAAAAAAAW0NvbnRlbnRfVHlwZXNdLnht&#10;bFBLAQItABQABgAIAAAAIQA4/SH/1gAAAJQBAAALAAAAAAAAAAAAAAAAAC8BAABfcmVscy8ucmVs&#10;c1BLAQItABQABgAIAAAAIQDlYazmXAIAAPkEAAAOAAAAAAAAAAAAAAAAAC4CAABkcnMvZTJvRG9j&#10;LnhtbFBLAQItABQABgAIAAAAIQBdn/7a4AAAAAsBAAAPAAAAAAAAAAAAAAAAALYEAABkcnMvZG93&#10;bnJldi54bWxQSwUGAAAAAAQABADzAAAAwwUAAAAA&#10;" fillcolor="#215e99 [2431]" strokecolor="#a7caec [831]" strokeweight=".5pt">
-                <v:textbox>
-                  <w:txbxContent>
-                    <w:p>
-                      <w:pPr>
-                        <w:spacing w:before="120"/>
-                        <w:jc w:val="center"/>
-                        <w:rPr>
-                          <w:color w:val="FFFFFF" w:themeColor="background1"/>
-                        </w:rPr>
-                      </w:pPr>
-                      <w:r>
-                        <w:rPr>
-                          <w:color w:val="FFFFFF" w:themeColor="background1"/>
-                        </w:rPr>
-                        <w:t>Operating models with</w:t>
-                      </w:r>
-                      <w:r>
-                        <w:rPr>
-                          <w:color w:val="FFFFFF" w:themeColor="background1"/>
-                        </w:rPr>
-                        <w:t xml:space="preserve"> increasing clima</w:t>
-                      </w:r>
-                      <w:r>
-                        <w:rPr>
-                          <w:color w:val="FFFFFF" w:themeColor="background1"/>
-                        </w:rPr>
-                        <w:t>te impacts</w:t>
-                      </w:r>
-                    </w:p>
-                  </w:txbxContent>
-                </v:textbox>
-              </v:shape>
+              <v:shape w14:anchorId="01A2EC8F" id="Arrow: Right 4" o:spid="_x0000_s1026" type="#_x0000_t13" style="position:absolute;margin-left:166.8pt;margin-top:78.3pt;width:29.4pt;height:18.3pt;z-index:251672576;visibility:visible;mso-wrap-style:square;mso-wrap-distance-left:9pt;mso-wrap-distance-top:0;mso-wrap-distance-right:9pt;mso-wrap-distance-bottom:0;mso-position-horizontal:absolute;mso-position-horizontal-relative:text;mso-position-vertical:absolute;mso-position-vertical-relative:text;v-text-anchor:middle" o:gfxdata="UEsDBBQABgAIAAAAIQC2gziS/gAAAOEBAAATAAAAW0NvbnRlbnRfVHlwZXNdLnhtbJSRQU7DMBBF&#10;90jcwfIWJU67QAgl6YK0S0CoHGBkTxKLZGx5TGhvj5O2G0SRWNoz/78nu9wcxkFMGNg6quQqL6RA&#10;0s5Y6ir5vt9lD1JwBDIwOMJKHpHlpr69KfdHjyxSmriSfYz+USnWPY7AufNIadK6MEJMx9ApD/oD&#10;OlTrorhX2lFEilmcO2RdNtjC5xDF9pCuTyYBB5bi6bQ4syoJ3g9WQ0ymaiLzg5KdCXlKLjvcW893&#10;SUOqXwnz5DrgnHtJTxOsQfEKIT7DmDSUCaxw7Rqn8787ZsmRM9e2VmPeBN4uqYvTtW7jvijg9N/y&#10;JsXecLq0q+WD6m8AAAD//wMAUEsDBBQABgAIAAAAIQA4/SH/1gAAAJQBAAALAAAAX3JlbHMvLnJl&#10;bHOkkMFqwzAMhu+DvYPRfXGawxijTi+j0GvpHsDYimMaW0Yy2fr2M4PBMnrbUb/Q94l/f/hMi1qR&#10;JVI2sOt6UJgd+ZiDgffL8ekFlFSbvV0oo4EbChzGx4f9GRdb25HMsYhqlCwG5lrLq9biZkxWOiqY&#10;22YiTra2kYMu1l1tQD30/bPm3wwYN0x18gb45AdQl1tp5j/sFB2T0FQ7R0nTNEV3j6o9feQzro1i&#10;OWA14Fm+Q8a1a8+Bvu/d/dMb2JY5uiPbhG/ktn4cqGU/er3pcvwCAAD//wMAUEsDBBQABgAIAAAA&#10;IQB+XKYokwIAAJ4FAAAOAAAAZHJzL2Uyb0RvYy54bWysVEtP3DAQvlfqf7B8L3nsUuiKLFqBqCpR&#10;QIWKs3HsTSTH49rezW5/fcd2kgVKe6h6cex5fDPzZWbOznedIlthXQu6osVRTonQHOpWryv6/eHq&#10;wyklzjNdMwVaVHQvHD1fvn931puFKKEBVQtLEES7RW8q2nhvFlnmeCM65o7ACI1KCbZjHp92ndWW&#10;9YjeqazM849ZD7Y2FrhwDqWXSUmXEV9Kwf2tlE54oiqKufl42ng+hTNbnrHF2jLTtHxIg/1DFh1r&#10;NQadoC6ZZ2Rj29+gupZbcCD9EYcuAylbLmINWE2Rv6rmvmFGxFqQHGcmmtz/g+U323tzZ5GG3riF&#10;w2uoYidtF76YH9lFsvYTWWLnCUfh7GQ2O0VKOarKWTkvIpnZwdlY5z8L6Ei4VNS268avrIU+EsW2&#10;185jWHQYDUNEB6qtr1ql4iN0gbhQlmwZ/j+/K6Or2nRfoU6y8jjPh7+IYvzXSXwyihE+9lJAicFe&#10;BFA6hNEQAqZcgiQ7UBFvfq9EsFP6m5CkrbH4lMiEnIIyzoX2RczRNawWSVz8MZcIGJAlxp+wB4CX&#10;tY/YKcvBPriK2OSTc56i/8158oiRQfvJuWs12LcAFFY1RE72I0mJmsDSE9T7O0sspBFzhl+1+N+v&#10;mfN3zOJMYavgnvC3eEgFfUVhuFHSgP35ljzYY6ujlpIeZ7Si7seGWUGJ+qJxCD4V83kY6viYH5+U&#10;+LDPNU/PNXrTXQC2UYEbyfB4DfZejVdpoXvEdbIKUVHFNMfYFeXejo8Ln3YHLiQuVqtohoNsmL/W&#10;94YH8MBq6OiH3SOzZmh+j1NzA+M8s8Wr7k+2wVPDauNBtnE0DrwOfOMSiE08LKywZZ6/o9VhrS5/&#10;AQAA//8DAFBLAwQUAAYACAAAACEAvwV+veQAAAALAQAADwAAAGRycy9kb3ducmV2LnhtbEyPwU7D&#10;MBBE70j8g7VIXBB1iGloQ5wKkBAqhwoCQuXmxksSEduR7bSBr2c5wW13ZzT7plhNpmd79KFzVsLF&#10;LAGGtna6s42E15f78wWwEJXVqncWJXxhgFV5fFSoXLuDfcZ9FRtGITbkSkIb45BzHuoWjQozN6Al&#10;7cN5oyKtvuHaqwOFm56nSZJxozpLH1o14F2L9Wc1GgmL+VW6eX/CbfXYPbzd+rNxu/7eSHl6Mt1c&#10;A4s4xT8z/OITOpTEtHOj1YH1EoQQGVlJmGc0kEMs00tgO7osRQq8LPj/DuUPAAAA//8DAFBLAQIt&#10;ABQABgAIAAAAIQC2gziS/gAAAOEBAAATAAAAAAAAAAAAAAAAAAAAAABbQ29udGVudF9UeXBlc10u&#10;eG1sUEsBAi0AFAAGAAgAAAAhADj9If/WAAAAlAEAAAsAAAAAAAAAAAAAAAAALwEAAF9yZWxzLy5y&#10;ZWxzUEsBAi0AFAAGAAgAAAAhAH5cpiiTAgAAngUAAA4AAAAAAAAAAAAAAAAALgIAAGRycy9lMm9E&#10;b2MueG1sUEsBAi0AFAAGAAgAAAAhAL8Ffr3kAAAACwEAAA8AAAAAAAAAAAAAAAAA7QQAAGRycy9k&#10;b3ducmV2LnhtbFBLBQYAAAAABAAEAPMAAAD+BQAAAAA=&#10;" adj="14878" fillcolor="#a7caec [831]" stroked="f" strokeweight="1pt"/>
             </w:pict>
           </mc:Fallback>
         </mc:AlternateContent>
@@ -1449,6 +1449,9 @@
                               <w:jc w:val="center"/>
                             </w:pPr>
                             <w:r>
+                              <w:t xml:space="preserve">Tuned </w:t>
+                            </w:r>
+                            <w:r>
                               <w:t xml:space="preserve">MPs </w:t>
                             </w:r>
                             <w:r>
@@ -1525,6 +1528,9 @@
                       <w:pPr>
                         <w:jc w:val="center"/>
                       </w:pPr>
+                      <w:r>
+                        <w:t xml:space="preserve">Tuned </w:t>
+                      </w:r>
                       <w:r>
                         <w:t xml:space="preserve">MPs </w:t>
                       </w:r>
